--- a/lessons/7-2/readiness/practice.docx
+++ b/lessons/7-2/readiness/practice.docx
@@ -86,7 +86,1259 @@
     </w:p>
     <w:p>
       <w:pPr>
-        <w:spacing w:after="120" w:before="0"/>
+        <w:spacing w:after="60" w:before="120"/>
+      </w:pPr>
+      <w:r>
+        <w:rPr>
+          <w:b/>
+          <w:bCs/>
+          <w:color w:val="0F2B3C"/>
+          <w:sz w:val="24"/>
+          <w:szCs w:val="24"/>
+        </w:rPr>
+        <w:t xml:space="preserve">Vocabulary Anchor Box</w:t>
+      </w:r>
+    </w:p>
+    <w:tbl>
+      <w:tblPr>
+        <w:tblW w:type="dxa" w:w="9360"/>
+        <w:tblBorders>
+          <w:top w:val="single" w:color="C7D2DD" w:sz="6"/>
+          <w:left w:val="single" w:color="C7D2DD" w:sz="6"/>
+          <w:bottom w:val="single" w:color="C7D2DD" w:sz="6"/>
+          <w:right w:val="single" w:color="C7D2DD" w:sz="6"/>
+          <w:insideH w:val="single" w:color="C7D2DD" w:sz="6"/>
+          <w:insideV w:val="single" w:color="C7D2DD" w:sz="6"/>
+        </w:tblBorders>
+      </w:tblPr>
+      <w:tblGrid>
+        <w:gridCol w:w="1800"/>
+        <w:gridCol w:w="3160"/>
+        <w:gridCol w:w="2200"/>
+        <w:gridCol w:w="2200"/>
+      </w:tblGrid>
+      <w:tr>
+        <w:trPr>
+          <w:cantSplit/>
+          <w:tblHeader/>
+        </w:trPr>
+        <w:tc>
+          <w:tcPr>
+            <w:tcW w:type="dxa" w:w="1800"/>
+            <w:shd w:fill="EEF4F8" w:color="auto" w:val="clear"/>
+            <w:tcMar>
+              <w:top w:type="dxa" w:w="60"/>
+              <w:left w:type="dxa" w:w="100"/>
+              <w:bottom w:type="dxa" w:w="60"/>
+              <w:right w:type="dxa" w:w="100"/>
+            </w:tcMar>
+          </w:tcPr>
+          <w:p>
+            <w:pPr>
+              <w:spacing w:after="0" w:before="0"/>
+            </w:pPr>
+            <w:r>
+              <w:rPr>
+                <w:b/>
+                <w:bCs/>
+                <w:color w:val="0F2B3C"/>
+                <w:sz w:val="18"/>
+                <w:szCs w:val="18"/>
+              </w:rPr>
+              <w:t xml:space="preserve">Concept Term</w:t>
+            </w:r>
+          </w:p>
+        </w:tc>
+        <w:tc>
+          <w:tcPr>
+            <w:tcW w:type="dxa" w:w="3160"/>
+            <w:shd w:fill="EEF4F8" w:color="auto" w:val="clear"/>
+            <w:tcMar>
+              <w:top w:type="dxa" w:w="60"/>
+              <w:left w:type="dxa" w:w="100"/>
+              <w:bottom w:type="dxa" w:w="60"/>
+              <w:right w:type="dxa" w:w="100"/>
+            </w:tcMar>
+          </w:tcPr>
+          <w:p>
+            <w:pPr>
+              <w:spacing w:after="0" w:before="0"/>
+            </w:pPr>
+            <w:r>
+              <w:rPr>
+                <w:b/>
+                <w:bCs/>
+                <w:color w:val="0F2B3C"/>
+                <w:sz w:val="18"/>
+                <w:szCs w:val="18"/>
+              </w:rPr>
+              <w:t xml:space="preserve">Student-Friendly Definition</w:t>
+            </w:r>
+          </w:p>
+        </w:tc>
+        <w:tc>
+          <w:tcPr>
+            <w:tcW w:type="dxa" w:w="2200"/>
+            <w:shd w:fill="EEF4F8" w:color="auto" w:val="clear"/>
+            <w:tcMar>
+              <w:top w:type="dxa" w:w="60"/>
+              <w:left w:type="dxa" w:w="100"/>
+              <w:bottom w:type="dxa" w:w="60"/>
+              <w:right w:type="dxa" w:w="100"/>
+            </w:tcMar>
+          </w:tcPr>
+          <w:p>
+            <w:pPr>
+              <w:spacing w:after="0" w:before="0"/>
+            </w:pPr>
+            <w:r>
+              <w:rPr>
+                <w:b/>
+                <w:bCs/>
+                <w:color w:val="0F2B3C"/>
+                <w:sz w:val="18"/>
+                <w:szCs w:val="18"/>
+              </w:rPr>
+              <w:t xml:space="preserve">Non-Example</w:t>
+            </w:r>
+          </w:p>
+        </w:tc>
+        <w:tc>
+          <w:tcPr>
+            <w:tcW w:type="dxa" w:w="2200"/>
+            <w:shd w:fill="EEF4F8" w:color="auto" w:val="clear"/>
+            <w:tcMar>
+              <w:top w:type="dxa" w:w="60"/>
+              <w:left w:type="dxa" w:w="100"/>
+              <w:bottom w:type="dxa" w:w="60"/>
+              <w:right w:type="dxa" w:w="100"/>
+            </w:tcMar>
+          </w:tcPr>
+          <w:p>
+            <w:pPr>
+              <w:spacing w:after="0" w:before="0"/>
+            </w:pPr>
+            <w:r>
+              <w:rPr>
+                <w:b/>
+                <w:bCs/>
+                <w:color w:val="0F2B3C"/>
+                <w:sz w:val="18"/>
+                <w:szCs w:val="18"/>
+              </w:rPr>
+              <w:t xml:space="preserve">Visual Clue</w:t>
+            </w:r>
+          </w:p>
+        </w:tc>
+      </w:tr>
+      <w:tr>
+        <w:trPr>
+          <w:cantSplit/>
+        </w:trPr>
+        <w:tc>
+          <w:tcPr>
+            <w:tcW w:type="dxa" w:w="1800"/>
+            <w:tcMar>
+              <w:top w:type="dxa" w:w="60"/>
+              <w:left w:type="dxa" w:w="100"/>
+              <w:bottom w:type="dxa" w:w="60"/>
+              <w:right w:type="dxa" w:w="100"/>
+            </w:tcMar>
+            <w:vAlign w:val="top"/>
+          </w:tcPr>
+          <w:p>
+            <w:pPr>
+              <w:spacing w:after="20" w:before="0"/>
+            </w:pPr>
+            <w:r>
+              <w:rPr>
+                <w:b/>
+                <w:bCs/>
+                <w:color w:val="0F2B3C"/>
+                <w:sz w:val="20"/>
+                <w:szCs w:val="20"/>
+              </w:rPr>
+              <w:t xml:space="preserve">Rational Numbers on the Number Line</w:t>
+            </w:r>
+          </w:p>
+          <w:p>
+            <w:pPr>
+              <w:spacing w:after="0" w:before="0"/>
+            </w:pPr>
+            <w:r>
+              <w:rPr>
+                <w:i/>
+                <w:iCs/>
+                <w:color w:val="5E6E7E"/>
+                <w:sz w:val="18"/>
+                <w:szCs w:val="18"/>
+              </w:rPr>
+              <w:t xml:space="preserve">Números racionales en la recta numérica</w:t>
+            </w:r>
+          </w:p>
+        </w:tc>
+        <w:tc>
+          <w:tcPr>
+            <w:tcW w:type="dxa" w:w="3160"/>
+            <w:tcMar>
+              <w:top w:type="dxa" w:w="60"/>
+              <w:left w:type="dxa" w:w="100"/>
+              <w:bottom w:type="dxa" w:w="60"/>
+              <w:right w:type="dxa" w:w="100"/>
+            </w:tcMar>
+            <w:vAlign w:val="top"/>
+          </w:tcPr>
+          <w:p>
+            <w:pPr>
+              <w:spacing w:after="0" w:before="0"/>
+            </w:pPr>
+            <w:r>
+              <w:rPr>
+                <w:sz w:val="19"/>
+                <w:szCs w:val="19"/>
+              </w:rPr>
+              <w:t xml:space="preserve">Every rational number has one exact spot on the number line. Writing it as a fraction, a decimal, or an integer does not change where it sits.</w:t>
+            </w:r>
+          </w:p>
+        </w:tc>
+        <w:tc>
+          <w:tcPr>
+            <w:tcW w:type="dxa" w:w="2200"/>
+            <w:tcMar>
+              <w:top w:type="dxa" w:w="60"/>
+              <w:left w:type="dxa" w:w="100"/>
+              <w:bottom w:type="dxa" w:w="60"/>
+              <w:right w:type="dxa" w:w="100"/>
+            </w:tcMar>
+            <w:vAlign w:val="top"/>
+          </w:tcPr>
+          <w:p>
+            <w:pPr>
+              <w:spacing w:after="30" w:before="0"/>
+            </w:pPr>
+            <w:r>
+              <w:rPr>
+                <w:i/>
+                <w:iCs/>
+                <w:color w:val="5E6E7E"/>
+                <w:sz w:val="18"/>
+                <w:szCs w:val="18"/>
+              </w:rPr>
+              <w:t xml:space="preserve">Not Rational Numbers on the Number Line: write a counter-example that does not fit the rule.</w:t>
+            </w:r>
+          </w:p>
+          <w:p>
+            <w:pPr>
+              <w:spacing w:after="50" w:before="0"/>
+            </w:pPr>
+            <w:r>
+              <w:rPr>
+                <w:color w:val="BBBBBB"/>
+                <w:sz w:val="18"/>
+                <w:szCs w:val="18"/>
+              </w:rPr>
+              <w:t xml:space="preserve">____________________________</w:t>
+            </w:r>
+          </w:p>
+        </w:tc>
+        <w:tc>
+          <w:tcPr>
+            <w:tcW w:type="dxa" w:w="2200"/>
+            <w:tcMar>
+              <w:top w:type="dxa" w:w="60"/>
+              <w:left w:type="dxa" w:w="100"/>
+              <w:bottom w:type="dxa" w:w="60"/>
+              <w:right w:type="dxa" w:w="100"/>
+            </w:tcMar>
+            <w:vAlign w:val="top"/>
+          </w:tcPr>
+          <w:p>
+            <w:pPr>
+              <w:spacing w:after="0" w:before="0"/>
+            </w:pPr>
+            <w:r>
+              <w:rPr>
+                <w:i/>
+                <w:iCs/>
+                <w:color w:val="5E6E7E"/>
+                <w:sz w:val="18"/>
+                <w:szCs w:val="18"/>
+              </w:rPr>
+              <w:t xml:space="preserve">−3/2 = −1.5 and 1/2 = 0.5 each sit at one exact point.</w:t>
+            </w:r>
+          </w:p>
+        </w:tc>
+      </w:tr>
+      <w:tr>
+        <w:trPr>
+          <w:cantSplit/>
+        </w:trPr>
+        <w:tc>
+          <w:tcPr>
+            <w:tcW w:type="dxa" w:w="1800"/>
+            <w:tcMar>
+              <w:top w:type="dxa" w:w="60"/>
+              <w:left w:type="dxa" w:w="100"/>
+              <w:bottom w:type="dxa" w:w="60"/>
+              <w:right w:type="dxa" w:w="100"/>
+            </w:tcMar>
+            <w:vAlign w:val="top"/>
+          </w:tcPr>
+          <w:p>
+            <w:pPr>
+              <w:spacing w:after="20" w:before="0"/>
+            </w:pPr>
+            <w:r>
+              <w:rPr>
+                <w:b/>
+                <w:bCs/>
+                <w:color w:val="0F2B3C"/>
+                <w:sz w:val="20"/>
+                <w:szCs w:val="20"/>
+              </w:rPr>
+              <w:t xml:space="preserve">Rational number</w:t>
+            </w:r>
+          </w:p>
+          <w:p>
+            <w:pPr>
+              <w:spacing w:after="0" w:before="0"/>
+            </w:pPr>
+            <w:r>
+              <w:rPr>
+                <w:i/>
+                <w:iCs/>
+                <w:color w:val="5E6E7E"/>
+                <w:sz w:val="18"/>
+                <w:szCs w:val="18"/>
+              </w:rPr>
+              <w:t xml:space="preserve">Número racional</w:t>
+            </w:r>
+          </w:p>
+        </w:tc>
+        <w:tc>
+          <w:tcPr>
+            <w:tcW w:type="dxa" w:w="3160"/>
+            <w:tcMar>
+              <w:top w:type="dxa" w:w="60"/>
+              <w:left w:type="dxa" w:w="100"/>
+              <w:bottom w:type="dxa" w:w="60"/>
+              <w:right w:type="dxa" w:w="100"/>
+            </w:tcMar>
+            <w:vAlign w:val="top"/>
+          </w:tcPr>
+          <w:p>
+            <w:pPr>
+              <w:spacing w:after="0" w:before="0"/>
+            </w:pPr>
+            <w:r>
+              <w:rPr>
+                <w:sz w:val="19"/>
+                <w:szCs w:val="19"/>
+              </w:rPr>
+              <w:t xml:space="preserve">A number that can be written as a fraction of two integers, with a bottom number that is not zero.</w:t>
+            </w:r>
+          </w:p>
+        </w:tc>
+        <w:tc>
+          <w:tcPr>
+            <w:tcW w:type="dxa" w:w="2200"/>
+            <w:tcMar>
+              <w:top w:type="dxa" w:w="60"/>
+              <w:left w:type="dxa" w:w="100"/>
+              <w:bottom w:type="dxa" w:w="60"/>
+              <w:right w:type="dxa" w:w="100"/>
+            </w:tcMar>
+            <w:vAlign w:val="top"/>
+          </w:tcPr>
+          <w:p>
+            <w:pPr>
+              <w:spacing w:after="30" w:before="0"/>
+            </w:pPr>
+            <w:r>
+              <w:rPr>
+                <w:i/>
+                <w:iCs/>
+                <w:color w:val="5E6E7E"/>
+                <w:sz w:val="18"/>
+                <w:szCs w:val="18"/>
+              </w:rPr>
+              <w:t xml:space="preserve">Not Rational number: write a counter-example that does not fit the rule.</w:t>
+            </w:r>
+          </w:p>
+          <w:p>
+            <w:pPr>
+              <w:spacing w:after="50" w:before="0"/>
+            </w:pPr>
+            <w:r>
+              <w:rPr>
+                <w:color w:val="BBBBBB"/>
+                <w:sz w:val="18"/>
+                <w:szCs w:val="18"/>
+              </w:rPr>
+              <w:t xml:space="preserve">____________________________</w:t>
+            </w:r>
+          </w:p>
+        </w:tc>
+        <w:tc>
+          <w:tcPr>
+            <w:tcW w:type="dxa" w:w="2200"/>
+            <w:tcMar>
+              <w:top w:type="dxa" w:w="60"/>
+              <w:left w:type="dxa" w:w="100"/>
+              <w:bottom w:type="dxa" w:w="60"/>
+              <w:right w:type="dxa" w:w="100"/>
+            </w:tcMar>
+            <w:vAlign w:val="top"/>
+          </w:tcPr>
+          <w:p>
+            <w:pPr>
+              <w:spacing w:after="0" w:before="0"/>
+            </w:pPr>
+            <w:r>
+              <w:rPr>
+                <w:i/>
+                <w:iCs/>
+                <w:color w:val="5E6E7E"/>
+                <w:sz w:val="18"/>
+                <w:szCs w:val="18"/>
+              </w:rPr>
+              <w:t xml:space="preserve">−1/2, 0 and 5/4 each sit at one exact point.</w:t>
+            </w:r>
+          </w:p>
+        </w:tc>
+      </w:tr>
+      <w:tr>
+        <w:trPr>
+          <w:cantSplit/>
+        </w:trPr>
+        <w:tc>
+          <w:tcPr>
+            <w:tcW w:type="dxa" w:w="1800"/>
+            <w:tcMar>
+              <w:top w:type="dxa" w:w="60"/>
+              <w:left w:type="dxa" w:w="100"/>
+              <w:bottom w:type="dxa" w:w="60"/>
+              <w:right w:type="dxa" w:w="100"/>
+            </w:tcMar>
+            <w:vAlign w:val="top"/>
+          </w:tcPr>
+          <w:p>
+            <w:pPr>
+              <w:spacing w:after="20" w:before="0"/>
+            </w:pPr>
+            <w:r>
+              <w:rPr>
+                <w:b/>
+                <w:bCs/>
+                <w:color w:val="0F2B3C"/>
+                <w:sz w:val="20"/>
+                <w:szCs w:val="20"/>
+              </w:rPr>
+              <w:t xml:space="preserve">Fraction</w:t>
+            </w:r>
+          </w:p>
+          <w:p>
+            <w:pPr>
+              <w:spacing w:after="0" w:before="0"/>
+            </w:pPr>
+            <w:r>
+              <w:rPr>
+                <w:i/>
+                <w:iCs/>
+                <w:color w:val="5E6E7E"/>
+                <w:sz w:val="18"/>
+                <w:szCs w:val="18"/>
+              </w:rPr>
+              <w:t xml:space="preserve">Fracción</w:t>
+            </w:r>
+          </w:p>
+        </w:tc>
+        <w:tc>
+          <w:tcPr>
+            <w:tcW w:type="dxa" w:w="3160"/>
+            <w:tcMar>
+              <w:top w:type="dxa" w:w="60"/>
+              <w:left w:type="dxa" w:w="100"/>
+              <w:bottom w:type="dxa" w:w="60"/>
+              <w:right w:type="dxa" w:w="100"/>
+            </w:tcMar>
+            <w:vAlign w:val="top"/>
+          </w:tcPr>
+          <w:p>
+            <w:pPr>
+              <w:spacing w:after="0" w:before="0"/>
+            </w:pPr>
+            <w:r>
+              <w:rPr>
+                <w:sz w:val="19"/>
+                <w:szCs w:val="19"/>
+              </w:rPr>
+              <w:t xml:space="preserve">A number that shows part of a whole, like 3/4.</w:t>
+            </w:r>
+          </w:p>
+        </w:tc>
+        <w:tc>
+          <w:tcPr>
+            <w:tcW w:type="dxa" w:w="2200"/>
+            <w:tcMar>
+              <w:top w:type="dxa" w:w="60"/>
+              <w:left w:type="dxa" w:w="100"/>
+              <w:bottom w:type="dxa" w:w="60"/>
+              <w:right w:type="dxa" w:w="100"/>
+            </w:tcMar>
+            <w:vAlign w:val="top"/>
+          </w:tcPr>
+          <w:p>
+            <w:pPr>
+              <w:spacing w:after="30" w:before="0"/>
+            </w:pPr>
+            <w:r>
+              <w:rPr>
+                <w:i/>
+                <w:iCs/>
+                <w:color w:val="5E6E7E"/>
+                <w:sz w:val="18"/>
+                <w:szCs w:val="18"/>
+              </w:rPr>
+              <w:t xml:space="preserve">Not Fraction: write a counter-example that does not fit the rule.</w:t>
+            </w:r>
+          </w:p>
+          <w:p>
+            <w:pPr>
+              <w:spacing w:after="50" w:before="0"/>
+            </w:pPr>
+            <w:r>
+              <w:rPr>
+                <w:color w:val="BBBBBB"/>
+                <w:sz w:val="18"/>
+                <w:szCs w:val="18"/>
+              </w:rPr>
+              <w:t xml:space="preserve">____________________________</w:t>
+            </w:r>
+          </w:p>
+        </w:tc>
+        <w:tc>
+          <w:tcPr>
+            <w:tcW w:type="dxa" w:w="2200"/>
+            <w:tcMar>
+              <w:top w:type="dxa" w:w="60"/>
+              <w:left w:type="dxa" w:w="100"/>
+              <w:bottom w:type="dxa" w:w="60"/>
+              <w:right w:type="dxa" w:w="100"/>
+            </w:tcMar>
+            <w:vAlign w:val="top"/>
+          </w:tcPr>
+          <w:p>
+            <w:pPr>
+              <w:spacing w:after="0" w:before="0"/>
+            </w:pPr>
+            <w:r>
+              <w:rPr>
+                <w:i/>
+                <w:iCs/>
+                <w:color w:val="5E6E7E"/>
+                <w:sz w:val="18"/>
+                <w:szCs w:val="18"/>
+              </w:rPr>
+              <w:t xml:space="preserve">3/4 means 3 out of 4 equal parts — like 3 slices of a pizza cut into 4</w:t>
+            </w:r>
+          </w:p>
+        </w:tc>
+      </w:tr>
+      <w:tr>
+        <w:trPr>
+          <w:cantSplit/>
+        </w:trPr>
+        <w:tc>
+          <w:tcPr>
+            <w:tcW w:type="dxa" w:w="1800"/>
+            <w:tcMar>
+              <w:top w:type="dxa" w:w="60"/>
+              <w:left w:type="dxa" w:w="100"/>
+              <w:bottom w:type="dxa" w:w="60"/>
+              <w:right w:type="dxa" w:w="100"/>
+            </w:tcMar>
+            <w:vAlign w:val="top"/>
+          </w:tcPr>
+          <w:p>
+            <w:pPr>
+              <w:spacing w:after="20" w:before="0"/>
+            </w:pPr>
+            <w:r>
+              <w:rPr>
+                <w:b/>
+                <w:bCs/>
+                <w:color w:val="0F2B3C"/>
+                <w:sz w:val="20"/>
+                <w:szCs w:val="20"/>
+              </w:rPr>
+              <w:t xml:space="preserve">Decimal</w:t>
+            </w:r>
+          </w:p>
+          <w:p>
+            <w:pPr>
+              <w:spacing w:after="0" w:before="0"/>
+            </w:pPr>
+            <w:r>
+              <w:rPr>
+                <w:i/>
+                <w:iCs/>
+                <w:color w:val="5E6E7E"/>
+                <w:sz w:val="18"/>
+                <w:szCs w:val="18"/>
+              </w:rPr>
+              <w:t xml:space="preserve">Decimal</w:t>
+            </w:r>
+          </w:p>
+        </w:tc>
+        <w:tc>
+          <w:tcPr>
+            <w:tcW w:type="dxa" w:w="3160"/>
+            <w:tcMar>
+              <w:top w:type="dxa" w:w="60"/>
+              <w:left w:type="dxa" w:w="100"/>
+              <w:bottom w:type="dxa" w:w="60"/>
+              <w:right w:type="dxa" w:w="100"/>
+            </w:tcMar>
+            <w:vAlign w:val="top"/>
+          </w:tcPr>
+          <w:p>
+            <w:pPr>
+              <w:spacing w:after="0" w:before="0"/>
+            </w:pPr>
+            <w:r>
+              <w:rPr>
+                <w:sz w:val="19"/>
+                <w:szCs w:val="19"/>
+              </w:rPr>
+              <w:t xml:space="preserve">A number with a dot, like 0.5, that shows a part less than one.</w:t>
+            </w:r>
+          </w:p>
+        </w:tc>
+        <w:tc>
+          <w:tcPr>
+            <w:tcW w:type="dxa" w:w="2200"/>
+            <w:tcMar>
+              <w:top w:type="dxa" w:w="60"/>
+              <w:left w:type="dxa" w:w="100"/>
+              <w:bottom w:type="dxa" w:w="60"/>
+              <w:right w:type="dxa" w:w="100"/>
+            </w:tcMar>
+            <w:vAlign w:val="top"/>
+          </w:tcPr>
+          <w:p>
+            <w:pPr>
+              <w:spacing w:after="30" w:before="0"/>
+            </w:pPr>
+            <w:r>
+              <w:rPr>
+                <w:i/>
+                <w:iCs/>
+                <w:color w:val="5E6E7E"/>
+                <w:sz w:val="18"/>
+                <w:szCs w:val="18"/>
+              </w:rPr>
+              <w:t xml:space="preserve">Not Decimal: write a counter-example that does not fit the rule.</w:t>
+            </w:r>
+          </w:p>
+          <w:p>
+            <w:pPr>
+              <w:spacing w:after="50" w:before="0"/>
+            </w:pPr>
+            <w:r>
+              <w:rPr>
+                <w:color w:val="BBBBBB"/>
+                <w:sz w:val="18"/>
+                <w:szCs w:val="18"/>
+              </w:rPr>
+              <w:t xml:space="preserve">____________________________</w:t>
+            </w:r>
+          </w:p>
+        </w:tc>
+        <w:tc>
+          <w:tcPr>
+            <w:tcW w:type="dxa" w:w="2200"/>
+            <w:tcMar>
+              <w:top w:type="dxa" w:w="60"/>
+              <w:left w:type="dxa" w:w="100"/>
+              <w:bottom w:type="dxa" w:w="60"/>
+              <w:right w:type="dxa" w:w="100"/>
+            </w:tcMar>
+            <w:vAlign w:val="top"/>
+          </w:tcPr>
+          <w:p>
+            <w:pPr>
+              <w:spacing w:after="0" w:before="0"/>
+            </w:pPr>
+            <w:r>
+              <w:rPr>
+                <w:i/>
+                <w:iCs/>
+                <w:color w:val="5E6E7E"/>
+                <w:sz w:val="18"/>
+                <w:szCs w:val="18"/>
+              </w:rPr>
+              <w:t xml:space="preserve">0.5 = 1/2 (halfway between 0 and 1 on the number line)</w:t>
+            </w:r>
+          </w:p>
+        </w:tc>
+      </w:tr>
+      <w:tr>
+        <w:trPr>
+          <w:cantSplit/>
+        </w:trPr>
+        <w:tc>
+          <w:tcPr>
+            <w:tcW w:type="dxa" w:w="1800"/>
+            <w:tcMar>
+              <w:top w:type="dxa" w:w="60"/>
+              <w:left w:type="dxa" w:w="100"/>
+              <w:bottom w:type="dxa" w:w="60"/>
+              <w:right w:type="dxa" w:w="100"/>
+            </w:tcMar>
+            <w:vAlign w:val="top"/>
+          </w:tcPr>
+          <w:p>
+            <w:pPr>
+              <w:spacing w:after="20" w:before="0"/>
+            </w:pPr>
+            <w:r>
+              <w:rPr>
+                <w:b/>
+                <w:bCs/>
+                <w:color w:val="0F2B3C"/>
+                <w:sz w:val="20"/>
+                <w:szCs w:val="20"/>
+              </w:rPr>
+              <w:t xml:space="preserve">Number line</w:t>
+            </w:r>
+          </w:p>
+          <w:p>
+            <w:pPr>
+              <w:spacing w:after="0" w:before="0"/>
+            </w:pPr>
+            <w:r>
+              <w:rPr>
+                <w:i/>
+                <w:iCs/>
+                <w:color w:val="5E6E7E"/>
+                <w:sz w:val="18"/>
+                <w:szCs w:val="18"/>
+              </w:rPr>
+              <w:t xml:space="preserve">Recta numérica</w:t>
+            </w:r>
+          </w:p>
+        </w:tc>
+        <w:tc>
+          <w:tcPr>
+            <w:tcW w:type="dxa" w:w="3160"/>
+            <w:tcMar>
+              <w:top w:type="dxa" w:w="60"/>
+              <w:left w:type="dxa" w:w="100"/>
+              <w:bottom w:type="dxa" w:w="60"/>
+              <w:right w:type="dxa" w:w="100"/>
+            </w:tcMar>
+            <w:vAlign w:val="top"/>
+          </w:tcPr>
+          <w:p>
+            <w:pPr>
+              <w:spacing w:after="0" w:before="0"/>
+            </w:pPr>
+            <w:r>
+              <w:rPr>
+                <w:sz w:val="19"/>
+                <w:szCs w:val="19"/>
+              </w:rPr>
+              <w:t xml:space="preserve">A straight line where numbers are placed in order; numbers get smaller to the left and larger to the right.</w:t>
+            </w:r>
+          </w:p>
+        </w:tc>
+        <w:tc>
+          <w:tcPr>
+            <w:tcW w:type="dxa" w:w="2200"/>
+            <w:tcMar>
+              <w:top w:type="dxa" w:w="60"/>
+              <w:left w:type="dxa" w:w="100"/>
+              <w:bottom w:type="dxa" w:w="60"/>
+              <w:right w:type="dxa" w:w="100"/>
+            </w:tcMar>
+            <w:vAlign w:val="top"/>
+          </w:tcPr>
+          <w:p>
+            <w:pPr>
+              <w:spacing w:after="30" w:before="0"/>
+            </w:pPr>
+            <w:r>
+              <w:rPr>
+                <w:i/>
+                <w:iCs/>
+                <w:color w:val="5E6E7E"/>
+                <w:sz w:val="18"/>
+                <w:szCs w:val="18"/>
+              </w:rPr>
+              <w:t xml:space="preserve">Not Number line: write a counter-example that does not fit the rule.</w:t>
+            </w:r>
+          </w:p>
+          <w:p>
+            <w:pPr>
+              <w:spacing w:after="50" w:before="0"/>
+            </w:pPr>
+            <w:r>
+              <w:rPr>
+                <w:color w:val="BBBBBB"/>
+                <w:sz w:val="18"/>
+                <w:szCs w:val="18"/>
+              </w:rPr>
+              <w:t xml:space="preserve">____________________________</w:t>
+            </w:r>
+          </w:p>
+        </w:tc>
+        <w:tc>
+          <w:tcPr>
+            <w:tcW w:type="dxa" w:w="2200"/>
+            <w:tcMar>
+              <w:top w:type="dxa" w:w="60"/>
+              <w:left w:type="dxa" w:w="100"/>
+              <w:bottom w:type="dxa" w:w="60"/>
+              <w:right w:type="dxa" w:w="100"/>
+            </w:tcMar>
+            <w:vAlign w:val="top"/>
+          </w:tcPr>
+          <w:p>
+            <w:pPr>
+              <w:spacing w:after="0" w:before="0"/>
+            </w:pPr>
+            <w:r>
+              <w:rPr>
+                <w:i/>
+                <w:iCs/>
+                <w:color w:val="5E6E7E"/>
+                <w:sz w:val="18"/>
+                <w:szCs w:val="18"/>
+              </w:rPr>
+              <w:t xml:space="preserve">A line with marks at -2, -1.5, -1, -0.5, 0, 0.5, 1, 1.5, 2</w:t>
+            </w:r>
+          </w:p>
+        </w:tc>
+      </w:tr>
+      <w:tr>
+        <w:trPr>
+          <w:cantSplit/>
+        </w:trPr>
+        <w:tc>
+          <w:tcPr>
+            <w:tcW w:type="dxa" w:w="1800"/>
+            <w:tcMar>
+              <w:top w:type="dxa" w:w="60"/>
+              <w:left w:type="dxa" w:w="100"/>
+              <w:bottom w:type="dxa" w:w="60"/>
+              <w:right w:type="dxa" w:w="100"/>
+            </w:tcMar>
+            <w:vAlign w:val="top"/>
+          </w:tcPr>
+          <w:p>
+            <w:pPr>
+              <w:spacing w:after="20" w:before="0"/>
+            </w:pPr>
+            <w:r>
+              <w:rPr>
+                <w:b/>
+                <w:bCs/>
+                <w:color w:val="0F2B3C"/>
+                <w:sz w:val="20"/>
+                <w:szCs w:val="20"/>
+              </w:rPr>
+              <w:t xml:space="preserve">Equivalent</w:t>
+            </w:r>
+          </w:p>
+          <w:p>
+            <w:pPr>
+              <w:spacing w:after="0" w:before="0"/>
+            </w:pPr>
+            <w:r>
+              <w:rPr>
+                <w:i/>
+                <w:iCs/>
+                <w:color w:val="5E6E7E"/>
+                <w:sz w:val="18"/>
+                <w:szCs w:val="18"/>
+              </w:rPr>
+              <w:t xml:space="preserve">Equivalente</w:t>
+            </w:r>
+          </w:p>
+        </w:tc>
+        <w:tc>
+          <w:tcPr>
+            <w:tcW w:type="dxa" w:w="3160"/>
+            <w:tcMar>
+              <w:top w:type="dxa" w:w="60"/>
+              <w:left w:type="dxa" w:w="100"/>
+              <w:bottom w:type="dxa" w:w="60"/>
+              <w:right w:type="dxa" w:w="100"/>
+            </w:tcMar>
+            <w:vAlign w:val="top"/>
+          </w:tcPr>
+          <w:p>
+            <w:pPr>
+              <w:spacing w:after="0" w:before="0"/>
+            </w:pPr>
+            <w:r>
+              <w:rPr>
+                <w:sz w:val="19"/>
+                <w:szCs w:val="19"/>
+              </w:rPr>
+              <w:t xml:space="preserve">Having the same value, just written a different way.</w:t>
+            </w:r>
+          </w:p>
+        </w:tc>
+        <w:tc>
+          <w:tcPr>
+            <w:tcW w:type="dxa" w:w="2200"/>
+            <w:tcMar>
+              <w:top w:type="dxa" w:w="60"/>
+              <w:left w:type="dxa" w:w="100"/>
+              <w:bottom w:type="dxa" w:w="60"/>
+              <w:right w:type="dxa" w:w="100"/>
+            </w:tcMar>
+            <w:vAlign w:val="top"/>
+          </w:tcPr>
+          <w:p>
+            <w:pPr>
+              <w:spacing w:after="30" w:before="0"/>
+            </w:pPr>
+            <w:r>
+              <w:rPr>
+                <w:i/>
+                <w:iCs/>
+                <w:color w:val="5E6E7E"/>
+                <w:sz w:val="18"/>
+                <w:szCs w:val="18"/>
+              </w:rPr>
+              <w:t xml:space="preserve">Not Equivalent: write a counter-example that does not fit the rule.</w:t>
+            </w:r>
+          </w:p>
+          <w:p>
+            <w:pPr>
+              <w:spacing w:after="50" w:before="0"/>
+            </w:pPr>
+            <w:r>
+              <w:rPr>
+                <w:color w:val="BBBBBB"/>
+                <w:sz w:val="18"/>
+                <w:szCs w:val="18"/>
+              </w:rPr>
+              <w:t xml:space="preserve">____________________________</w:t>
+            </w:r>
+          </w:p>
+        </w:tc>
+        <w:tc>
+          <w:tcPr>
+            <w:tcW w:type="dxa" w:w="2200"/>
+            <w:tcMar>
+              <w:top w:type="dxa" w:w="60"/>
+              <w:left w:type="dxa" w:w="100"/>
+              <w:bottom w:type="dxa" w:w="60"/>
+              <w:right w:type="dxa" w:w="100"/>
+            </w:tcMar>
+            <w:vAlign w:val="top"/>
+          </w:tcPr>
+          <w:p>
+            <w:pPr>
+              <w:spacing w:after="0" w:before="0"/>
+            </w:pPr>
+            <w:r>
+              <w:rPr>
+                <w:i/>
+                <w:iCs/>
+                <w:color w:val="5E6E7E"/>
+                <w:sz w:val="18"/>
+                <w:szCs w:val="18"/>
+              </w:rPr>
+              <w:t xml:space="preserve">1/2 = 0.5 = 2/4 — all name the same point on the number line</w:t>
+            </w:r>
+          </w:p>
+        </w:tc>
+      </w:tr>
+      <w:tr>
+        <w:trPr>
+          <w:cantSplit/>
+        </w:trPr>
+        <w:tc>
+          <w:tcPr>
+            <w:tcW w:type="dxa" w:w="1800"/>
+            <w:tcMar>
+              <w:top w:type="dxa" w:w="60"/>
+              <w:left w:type="dxa" w:w="100"/>
+              <w:bottom w:type="dxa" w:w="60"/>
+              <w:right w:type="dxa" w:w="100"/>
+            </w:tcMar>
+            <w:vAlign w:val="top"/>
+          </w:tcPr>
+          <w:p>
+            <w:pPr>
+              <w:spacing w:after="20" w:before="0"/>
+            </w:pPr>
+            <w:r>
+              <w:rPr>
+                <w:b/>
+                <w:bCs/>
+                <w:color w:val="0F2B3C"/>
+                <w:sz w:val="20"/>
+                <w:szCs w:val="20"/>
+              </w:rPr>
+              <w:t xml:space="preserve">Integer</w:t>
+            </w:r>
+          </w:p>
+          <w:p>
+            <w:pPr>
+              <w:spacing w:after="0" w:before="0"/>
+            </w:pPr>
+            <w:r>
+              <w:rPr>
+                <w:i/>
+                <w:iCs/>
+                <w:color w:val="5E6E7E"/>
+                <w:sz w:val="18"/>
+                <w:szCs w:val="18"/>
+              </w:rPr>
+              <w:t xml:space="preserve">Número entero</w:t>
+            </w:r>
+          </w:p>
+        </w:tc>
+        <w:tc>
+          <w:tcPr>
+            <w:tcW w:type="dxa" w:w="3160"/>
+            <w:tcMar>
+              <w:top w:type="dxa" w:w="60"/>
+              <w:left w:type="dxa" w:w="100"/>
+              <w:bottom w:type="dxa" w:w="60"/>
+              <w:right w:type="dxa" w:w="100"/>
+            </w:tcMar>
+            <w:vAlign w:val="top"/>
+          </w:tcPr>
+          <w:p>
+            <w:pPr>
+              <w:spacing w:after="0" w:before="0"/>
+            </w:pPr>
+            <w:r>
+              <w:rPr>
+                <w:sz w:val="19"/>
+                <w:szCs w:val="19"/>
+              </w:rPr>
+              <w:t xml:space="preserve">Whole numbers and their opposites, like -2, -1, 0, 1, 2.</w:t>
+            </w:r>
+          </w:p>
+        </w:tc>
+        <w:tc>
+          <w:tcPr>
+            <w:tcW w:type="dxa" w:w="2200"/>
+            <w:tcMar>
+              <w:top w:type="dxa" w:w="60"/>
+              <w:left w:type="dxa" w:w="100"/>
+              <w:bottom w:type="dxa" w:w="60"/>
+              <w:right w:type="dxa" w:w="100"/>
+            </w:tcMar>
+            <w:vAlign w:val="top"/>
+          </w:tcPr>
+          <w:p>
+            <w:pPr>
+              <w:spacing w:after="30" w:before="0"/>
+            </w:pPr>
+            <w:r>
+              <w:rPr>
+                <w:i/>
+                <w:iCs/>
+                <w:color w:val="5E6E7E"/>
+                <w:sz w:val="18"/>
+                <w:szCs w:val="18"/>
+              </w:rPr>
+              <w:t xml:space="preserve">Not Integer: write a counter-example that does not fit the rule.</w:t>
+            </w:r>
+          </w:p>
+          <w:p>
+            <w:pPr>
+              <w:spacing w:after="50" w:before="0"/>
+            </w:pPr>
+            <w:r>
+              <w:rPr>
+                <w:color w:val="BBBBBB"/>
+                <w:sz w:val="18"/>
+                <w:szCs w:val="18"/>
+              </w:rPr>
+              <w:t xml:space="preserve">____________________________</w:t>
+            </w:r>
+          </w:p>
+        </w:tc>
+        <w:tc>
+          <w:tcPr>
+            <w:tcW w:type="dxa" w:w="2200"/>
+            <w:tcMar>
+              <w:top w:type="dxa" w:w="60"/>
+              <w:left w:type="dxa" w:w="100"/>
+              <w:bottom w:type="dxa" w:w="60"/>
+              <w:right w:type="dxa" w:w="100"/>
+            </w:tcMar>
+            <w:vAlign w:val="top"/>
+          </w:tcPr>
+          <w:p>
+            <w:pPr>
+              <w:spacing w:after="0" w:before="0"/>
+            </w:pPr>
+            <w:r>
+              <w:rPr>
+                <w:i/>
+                <w:iCs/>
+                <w:color w:val="5E6E7E"/>
+                <w:sz w:val="18"/>
+                <w:szCs w:val="18"/>
+              </w:rPr>
+              <w:t xml:space="preserve">..., -3, -2, -1, 0, 1, 2, 3, ...</w:t>
+            </w:r>
+          </w:p>
+        </w:tc>
+      </w:tr>
+      <w:tr>
+        <w:trPr>
+          <w:cantSplit/>
+        </w:trPr>
+        <w:tc>
+          <w:tcPr>
+            <w:tcW w:type="dxa" w:w="1800"/>
+            <w:tcMar>
+              <w:top w:type="dxa" w:w="60"/>
+              <w:left w:type="dxa" w:w="100"/>
+              <w:bottom w:type="dxa" w:w="60"/>
+              <w:right w:type="dxa" w:w="100"/>
+            </w:tcMar>
+            <w:vAlign w:val="top"/>
+          </w:tcPr>
+          <w:p>
+            <w:pPr>
+              <w:spacing w:after="20" w:before="0"/>
+            </w:pPr>
+            <w:r>
+              <w:rPr>
+                <w:b/>
+                <w:bCs/>
+                <w:color w:val="0F2B3C"/>
+                <w:sz w:val="20"/>
+                <w:szCs w:val="20"/>
+              </w:rPr>
+              <w:t xml:space="preserve">Opposite</w:t>
+            </w:r>
+          </w:p>
+          <w:p>
+            <w:pPr>
+              <w:spacing w:after="0" w:before="0"/>
+            </w:pPr>
+            <w:r>
+              <w:rPr>
+                <w:i/>
+                <w:iCs/>
+                <w:color w:val="5E6E7E"/>
+                <w:sz w:val="18"/>
+                <w:szCs w:val="18"/>
+              </w:rPr>
+              <w:t xml:space="preserve">Opuesto</w:t>
+            </w:r>
+          </w:p>
+        </w:tc>
+        <w:tc>
+          <w:tcPr>
+            <w:tcW w:type="dxa" w:w="3160"/>
+            <w:tcMar>
+              <w:top w:type="dxa" w:w="60"/>
+              <w:left w:type="dxa" w:w="100"/>
+              <w:bottom w:type="dxa" w:w="60"/>
+              <w:right w:type="dxa" w:w="100"/>
+            </w:tcMar>
+            <w:vAlign w:val="top"/>
+          </w:tcPr>
+          <w:p>
+            <w:pPr>
+              <w:spacing w:after="0" w:before="0"/>
+            </w:pPr>
+            <w:r>
+              <w:rPr>
+                <w:sz w:val="19"/>
+                <w:szCs w:val="19"/>
+              </w:rPr>
+              <w:t xml:space="preserve">A number the same distance from 0 on the other side of 0.</w:t>
+            </w:r>
+          </w:p>
+        </w:tc>
+        <w:tc>
+          <w:tcPr>
+            <w:tcW w:type="dxa" w:w="2200"/>
+            <w:tcMar>
+              <w:top w:type="dxa" w:w="60"/>
+              <w:left w:type="dxa" w:w="100"/>
+              <w:bottom w:type="dxa" w:w="60"/>
+              <w:right w:type="dxa" w:w="100"/>
+            </w:tcMar>
+            <w:vAlign w:val="top"/>
+          </w:tcPr>
+          <w:p>
+            <w:pPr>
+              <w:spacing w:after="30" w:before="0"/>
+            </w:pPr>
+            <w:r>
+              <w:rPr>
+                <w:i/>
+                <w:iCs/>
+                <w:color w:val="5E6E7E"/>
+                <w:sz w:val="18"/>
+                <w:szCs w:val="18"/>
+              </w:rPr>
+              <w:t xml:space="preserve">Not Opposite: write a counter-example that does not fit the rule.</w:t>
+            </w:r>
+          </w:p>
+          <w:p>
+            <w:pPr>
+              <w:spacing w:after="50" w:before="0"/>
+            </w:pPr>
+            <w:r>
+              <w:rPr>
+                <w:color w:val="BBBBBB"/>
+                <w:sz w:val="18"/>
+                <w:szCs w:val="18"/>
+              </w:rPr>
+              <w:t xml:space="preserve">____________________________</w:t>
+            </w:r>
+          </w:p>
+        </w:tc>
+        <w:tc>
+          <w:tcPr>
+            <w:tcW w:type="dxa" w:w="2200"/>
+            <w:tcMar>
+              <w:top w:type="dxa" w:w="60"/>
+              <w:left w:type="dxa" w:w="100"/>
+              <w:bottom w:type="dxa" w:w="60"/>
+              <w:right w:type="dxa" w:w="100"/>
+            </w:tcMar>
+            <w:vAlign w:val="top"/>
+          </w:tcPr>
+          <w:p>
+            <w:pPr>
+              <w:spacing w:after="0" w:before="0"/>
+            </w:pPr>
+            <w:r>
+              <w:rPr>
+                <w:i/>
+                <w:iCs/>
+                <w:color w:val="5E6E7E"/>
+                <w:sz w:val="18"/>
+                <w:szCs w:val="18"/>
+              </w:rPr>
+              <w:t xml:space="preserve">−2.85 and 2.85</w:t>
+            </w:r>
+          </w:p>
+        </w:tc>
+      </w:tr>
+    </w:tbl>
+    <w:p>
+      <w:pPr>
+        <w:spacing w:after="120" w:before="140"/>
       </w:pPr>
       <w:r>
         <w:rPr>
@@ -127,73 +1379,922 @@
         <w:t xml:space="preserve">Locate whole numbers first.</w:t>
       </w:r>
     </w:p>
-    <w:p>
-      <w:pPr>
-        <w:spacing w:after="40" w:before="0"/>
-      </w:pPr>
-      <w:r>
-        <w:rPr>
-          <w:sz w:val="22"/>
-          <w:szCs w:val="22"/>
-        </w:rPr>
-        <w:t xml:space="preserve">1.  What whole number is 1 step right of 0?</w:t>
-      </w:r>
-    </w:p>
-    <w:p>
-      <w:pPr>
-        <w:spacing w:after="80" w:before="0"/>
-      </w:pPr>
-      <w:r>
-        <w:rPr>
-          <w:color w:val="BBBBBB"/>
-        </w:rPr>
-        <w:t xml:space="preserve">____________________________________________________</w:t>
-      </w:r>
-    </w:p>
-    <w:p>
-      <w:pPr>
-        <w:spacing w:after="40" w:before="0"/>
-      </w:pPr>
-      <w:r>
-        <w:rPr>
-          <w:sz w:val="22"/>
-          <w:szCs w:val="22"/>
-        </w:rPr>
-        <w:t xml:space="preserve">2.  What whole number comes right after 4?</w:t>
-      </w:r>
-    </w:p>
-    <w:p>
-      <w:pPr>
-        <w:spacing w:after="80" w:before="0"/>
-      </w:pPr>
-      <w:r>
-        <w:rPr>
-          <w:color w:val="BBBBBB"/>
-        </w:rPr>
-        <w:t xml:space="preserve">____________________________________________________</w:t>
-      </w:r>
-    </w:p>
-    <w:p>
-      <w:pPr>
-        <w:spacing w:after="40" w:before="0"/>
-      </w:pPr>
-      <w:r>
-        <w:rPr>
-          <w:sz w:val="22"/>
-          <w:szCs w:val="22"/>
-        </w:rPr>
-        <w:t xml:space="preserve">3.  1/2 is between 0 and which whole number?</w:t>
-      </w:r>
-    </w:p>
-    <w:p>
-      <w:pPr>
-        <w:spacing w:after="80" w:before="0"/>
-      </w:pPr>
-      <w:r>
-        <w:rPr>
-          <w:color w:val="BBBBBB"/>
-        </w:rPr>
-        <w:t xml:space="preserve">____________________________________________________</w:t>
+    <w:tbl>
+      <w:tblPr>
+        <w:tblW w:type="dxa" w:w="9360"/>
+        <w:tblBorders>
+          <w:top w:val="single" w:color="C7D2DD" w:sz="6"/>
+          <w:left w:val="single" w:color="C7D2DD" w:sz="6"/>
+          <w:bottom w:val="single" w:color="C7D2DD" w:sz="6"/>
+          <w:right w:val="single" w:color="C7D2DD" w:sz="6"/>
+          <w:insideH w:val="single" w:color="C7D2DD" w:sz="6"/>
+          <w:insideV w:val="single" w:color="C7D2DD" w:sz="6"/>
+        </w:tblBorders>
+      </w:tblPr>
+      <w:tblGrid>
+        <w:gridCol w:w="2800"/>
+        <w:gridCol w:w="3560"/>
+        <w:gridCol w:w="3000"/>
+      </w:tblGrid>
+      <w:tr>
+        <w:trPr>
+          <w:cantSplit/>
+          <w:tblHeader/>
+        </w:trPr>
+        <w:tc>
+          <w:tcPr>
+            <w:tcW w:type="dxa" w:w="2800"/>
+            <w:shd w:fill="EEF4F8" w:color="auto" w:val="clear"/>
+            <w:tcMar>
+              <w:top w:type="dxa" w:w="60"/>
+              <w:left w:type="dxa" w:w="100"/>
+              <w:bottom w:type="dxa" w:w="60"/>
+              <w:right w:type="dxa" w:w="100"/>
+            </w:tcMar>
+          </w:tcPr>
+          <w:p>
+            <w:pPr>
+              <w:spacing w:after="0" w:before="0"/>
+            </w:pPr>
+            <w:r>
+              <w:rPr>
+                <w:b/>
+                <w:bCs/>
+                <w:color w:val="0F2B3C"/>
+                <w:sz w:val="16"/>
+                <w:szCs w:val="16"/>
+              </w:rPr>
+              <w:t xml:space="preserve">CORE PROBLEM / GIVEN REPRESENTATION</w:t>
+            </w:r>
+          </w:p>
+        </w:tc>
+        <w:tc>
+          <w:tcPr>
+            <w:tcW w:type="dxa" w:w="3560"/>
+            <w:shd w:fill="EEF4F8" w:color="auto" w:val="clear"/>
+            <w:tcMar>
+              <w:top w:type="dxa" w:w="60"/>
+              <w:left w:type="dxa" w:w="100"/>
+              <w:bottom w:type="dxa" w:w="60"/>
+              <w:right w:type="dxa" w:w="100"/>
+            </w:tcMar>
+          </w:tcPr>
+          <w:p>
+            <w:pPr>
+              <w:spacing w:after="0" w:before="0"/>
+            </w:pPr>
+            <w:r>
+              <w:rPr>
+                <w:b/>
+                <w:bCs/>
+                <w:color w:val="0F2B3C"/>
+                <w:sz w:val="16"/>
+                <w:szCs w:val="16"/>
+              </w:rPr>
+              <w:t xml:space="preserve">WORKING SPACE / CALCULATION STEPS</w:t>
+            </w:r>
+          </w:p>
+        </w:tc>
+        <w:tc>
+          <w:tcPr>
+            <w:tcW w:type="dxa" w:w="3000"/>
+            <w:shd w:fill="FBF3E2" w:color="auto" w:val="clear"/>
+            <w:tcMar>
+              <w:top w:type="dxa" w:w="60"/>
+              <w:left w:type="dxa" w:w="100"/>
+              <w:bottom w:type="dxa" w:w="60"/>
+              <w:right w:type="dxa" w:w="100"/>
+            </w:tcMar>
+          </w:tcPr>
+          <w:p>
+            <w:pPr>
+              <w:spacing w:after="0" w:before="0"/>
+            </w:pPr>
+            <w:r>
+              <w:rPr>
+                <w:b/>
+                <w:bCs/>
+                <w:color w:val="7A5400"/>
+                <w:sz w:val="16"/>
+                <w:szCs w:val="16"/>
+              </w:rPr>
+              <w:t xml:space="preserve">EXPLAIN YOUR REASONING</w:t>
+            </w:r>
+          </w:p>
+        </w:tc>
+      </w:tr>
+      <w:tr>
+        <w:trPr>
+          <w:cantSplit/>
+        </w:trPr>
+        <w:tc>
+          <w:tcPr>
+            <w:tcW w:type="dxa" w:w="2800"/>
+            <w:tcMar>
+              <w:top w:type="dxa" w:w="80"/>
+              <w:left w:type="dxa" w:w="100"/>
+              <w:bottom w:type="dxa" w:w="80"/>
+              <w:right w:type="dxa" w:w="100"/>
+            </w:tcMar>
+            <w:vAlign w:val="top"/>
+          </w:tcPr>
+          <w:p>
+            <w:pPr>
+              <w:spacing w:after="40" w:before="0"/>
+            </w:pPr>
+            <w:r>
+              <w:rPr>
+                <w:b/>
+                <w:bCs/>
+                <w:color w:val="0F2B3C"/>
+                <w:sz w:val="20"/>
+                <w:szCs w:val="20"/>
+              </w:rPr>
+              <w:t xml:space="preserve">1.  What whole number is 1 step right of 0?</w:t>
+            </w:r>
+          </w:p>
+        </w:tc>
+        <w:tc>
+          <w:tcPr>
+            <w:tcW w:type="dxa" w:w="3560"/>
+            <w:tcMar>
+              <w:top w:type="dxa" w:w="80"/>
+              <w:left w:type="dxa" w:w="100"/>
+              <w:bottom w:type="dxa" w:w="80"/>
+              <w:right w:type="dxa" w:w="100"/>
+            </w:tcMar>
+            <w:vAlign w:val="top"/>
+          </w:tcPr>
+          <w:p>
+            <w:pPr>
+              <w:spacing w:after="50" w:before="0"/>
+            </w:pPr>
+            <w:r>
+              <w:rPr>
+                <w:color w:val="BBBBBB"/>
+                <w:sz w:val="18"/>
+                <w:szCs w:val="18"/>
+              </w:rPr>
+              <w:t xml:space="preserve">____________________________</w:t>
+            </w:r>
+          </w:p>
+          <w:p>
+            <w:pPr>
+              <w:spacing w:after="50" w:before="0"/>
+            </w:pPr>
+            <w:r>
+              <w:rPr>
+                <w:color w:val="BBBBBB"/>
+                <w:sz w:val="18"/>
+                <w:szCs w:val="18"/>
+              </w:rPr>
+              <w:t xml:space="preserve">____________________________</w:t>
+            </w:r>
+          </w:p>
+          <w:p>
+            <w:pPr>
+              <w:spacing w:after="50" w:before="0"/>
+            </w:pPr>
+            <w:r>
+              <w:rPr>
+                <w:color w:val="BBBBBB"/>
+                <w:sz w:val="18"/>
+                <w:szCs w:val="18"/>
+              </w:rPr>
+              <w:t xml:space="preserve">____________________________</w:t>
+            </w:r>
+          </w:p>
+          <w:p>
+            <w:pPr>
+              <w:spacing w:after="50" w:before="0"/>
+            </w:pPr>
+            <w:r>
+              <w:rPr>
+                <w:color w:val="BBBBBB"/>
+                <w:sz w:val="18"/>
+                <w:szCs w:val="18"/>
+              </w:rPr>
+              <w:t xml:space="preserve">____________________________</w:t>
+            </w:r>
+          </w:p>
+        </w:tc>
+        <w:tc>
+          <w:tcPr>
+            <w:tcW w:type="dxa" w:w="3000"/>
+            <w:shd w:fill="FBF3E2" w:color="auto" w:val="clear"/>
+            <w:tcMar>
+              <w:top w:type="dxa" w:w="80"/>
+              <w:left w:type="dxa" w:w="100"/>
+              <w:bottom w:type="dxa" w:w="80"/>
+              <w:right w:type="dxa" w:w="100"/>
+            </w:tcMar>
+            <w:vAlign w:val="top"/>
+          </w:tcPr>
+          <w:p>
+            <w:pPr>
+              <w:spacing w:after="30" w:before="0"/>
+            </w:pPr>
+            <w:r>
+              <w:rPr>
+                <w:b/>
+                <w:bCs/>
+                <w:color w:val="0F2B3C"/>
+                <w:sz w:val="18"/>
+                <w:szCs w:val="18"/>
+              </w:rPr>
+              <w:t xml:space="preserve">Because... ________________</w:t>
+            </w:r>
+          </w:p>
+          <w:p>
+            <w:pPr>
+              <w:spacing w:after="50" w:before="0"/>
+            </w:pPr>
+            <w:r>
+              <w:rPr>
+                <w:color w:val="BBBBBB"/>
+                <w:sz w:val="18"/>
+                <w:szCs w:val="18"/>
+              </w:rPr>
+              <w:t xml:space="preserve">____________________________</w:t>
+            </w:r>
+          </w:p>
+          <w:p>
+            <w:pPr>
+              <w:spacing w:after="30" w:before="40"/>
+            </w:pPr>
+            <w:r>
+              <w:rPr>
+                <w:b/>
+                <w:bCs/>
+                <w:color w:val="1A6FB5"/>
+                <w:sz w:val="18"/>
+                <w:szCs w:val="18"/>
+              </w:rPr>
+              <w:t xml:space="preserve">Although... _______________</w:t>
+            </w:r>
+          </w:p>
+          <w:p>
+            <w:pPr>
+              <w:spacing w:after="50" w:before="0"/>
+            </w:pPr>
+            <w:r>
+              <w:rPr>
+                <w:color w:val="BBBBBB"/>
+                <w:sz w:val="18"/>
+                <w:szCs w:val="18"/>
+              </w:rPr>
+              <w:t xml:space="preserve">____________________________</w:t>
+            </w:r>
+          </w:p>
+          <w:p>
+            <w:pPr>
+              <w:spacing w:after="30" w:before="40"/>
+            </w:pPr>
+            <w:r>
+              <w:rPr>
+                <w:b/>
+                <w:bCs/>
+                <w:color w:val="7A5400"/>
+                <w:sz w:val="18"/>
+                <w:szCs w:val="18"/>
+              </w:rPr>
+              <w:t xml:space="preserve">Therefore... ______________</w:t>
+            </w:r>
+          </w:p>
+          <w:p>
+            <w:pPr>
+              <w:spacing w:after="50" w:before="0"/>
+            </w:pPr>
+            <w:r>
+              <w:rPr>
+                <w:color w:val="BBBBBB"/>
+                <w:sz w:val="18"/>
+                <w:szCs w:val="18"/>
+              </w:rPr>
+              <w:t xml:space="preserve">____________________________</w:t>
+            </w:r>
+          </w:p>
+        </w:tc>
+      </w:tr>
+    </w:tbl>
+    <w:p>
+      <w:pPr>
+        <w:spacing w:after="60" w:before="0"/>
+      </w:pPr>
+      <w:r>
+        <w:t xml:space="preserve"/>
+      </w:r>
+    </w:p>
+    <w:tbl>
+      <w:tblPr>
+        <w:tblW w:type="dxa" w:w="9360"/>
+        <w:tblBorders>
+          <w:top w:val="single" w:color="C7D2DD" w:sz="6"/>
+          <w:left w:val="single" w:color="C7D2DD" w:sz="6"/>
+          <w:bottom w:val="single" w:color="C7D2DD" w:sz="6"/>
+          <w:right w:val="single" w:color="C7D2DD" w:sz="6"/>
+          <w:insideH w:val="single" w:color="C7D2DD" w:sz="6"/>
+          <w:insideV w:val="single" w:color="C7D2DD" w:sz="6"/>
+        </w:tblBorders>
+      </w:tblPr>
+      <w:tblGrid>
+        <w:gridCol w:w="2800"/>
+        <w:gridCol w:w="3560"/>
+        <w:gridCol w:w="3000"/>
+      </w:tblGrid>
+      <w:tr>
+        <w:trPr>
+          <w:cantSplit/>
+          <w:tblHeader/>
+        </w:trPr>
+        <w:tc>
+          <w:tcPr>
+            <w:tcW w:type="dxa" w:w="2800"/>
+            <w:shd w:fill="EEF4F8" w:color="auto" w:val="clear"/>
+            <w:tcMar>
+              <w:top w:type="dxa" w:w="60"/>
+              <w:left w:type="dxa" w:w="100"/>
+              <w:bottom w:type="dxa" w:w="60"/>
+              <w:right w:type="dxa" w:w="100"/>
+            </w:tcMar>
+          </w:tcPr>
+          <w:p>
+            <w:pPr>
+              <w:spacing w:after="0" w:before="0"/>
+            </w:pPr>
+            <w:r>
+              <w:rPr>
+                <w:b/>
+                <w:bCs/>
+                <w:color w:val="0F2B3C"/>
+                <w:sz w:val="16"/>
+                <w:szCs w:val="16"/>
+              </w:rPr>
+              <w:t xml:space="preserve">CORE PROBLEM / GIVEN REPRESENTATION</w:t>
+            </w:r>
+          </w:p>
+        </w:tc>
+        <w:tc>
+          <w:tcPr>
+            <w:tcW w:type="dxa" w:w="3560"/>
+            <w:shd w:fill="EEF4F8" w:color="auto" w:val="clear"/>
+            <w:tcMar>
+              <w:top w:type="dxa" w:w="60"/>
+              <w:left w:type="dxa" w:w="100"/>
+              <w:bottom w:type="dxa" w:w="60"/>
+              <w:right w:type="dxa" w:w="100"/>
+            </w:tcMar>
+          </w:tcPr>
+          <w:p>
+            <w:pPr>
+              <w:spacing w:after="0" w:before="0"/>
+            </w:pPr>
+            <w:r>
+              <w:rPr>
+                <w:b/>
+                <w:bCs/>
+                <w:color w:val="0F2B3C"/>
+                <w:sz w:val="16"/>
+                <w:szCs w:val="16"/>
+              </w:rPr>
+              <w:t xml:space="preserve">WORKING SPACE / CALCULATION STEPS</w:t>
+            </w:r>
+          </w:p>
+        </w:tc>
+        <w:tc>
+          <w:tcPr>
+            <w:tcW w:type="dxa" w:w="3000"/>
+            <w:shd w:fill="FBF3E2" w:color="auto" w:val="clear"/>
+            <w:tcMar>
+              <w:top w:type="dxa" w:w="60"/>
+              <w:left w:type="dxa" w:w="100"/>
+              <w:bottom w:type="dxa" w:w="60"/>
+              <w:right w:type="dxa" w:w="100"/>
+            </w:tcMar>
+          </w:tcPr>
+          <w:p>
+            <w:pPr>
+              <w:spacing w:after="0" w:before="0"/>
+            </w:pPr>
+            <w:r>
+              <w:rPr>
+                <w:b/>
+                <w:bCs/>
+                <w:color w:val="7A5400"/>
+                <w:sz w:val="16"/>
+                <w:szCs w:val="16"/>
+              </w:rPr>
+              <w:t xml:space="preserve">EXPLAIN YOUR REASONING</w:t>
+            </w:r>
+          </w:p>
+        </w:tc>
+      </w:tr>
+      <w:tr>
+        <w:trPr>
+          <w:cantSplit/>
+        </w:trPr>
+        <w:tc>
+          <w:tcPr>
+            <w:tcW w:type="dxa" w:w="2800"/>
+            <w:tcMar>
+              <w:top w:type="dxa" w:w="80"/>
+              <w:left w:type="dxa" w:w="100"/>
+              <w:bottom w:type="dxa" w:w="80"/>
+              <w:right w:type="dxa" w:w="100"/>
+            </w:tcMar>
+            <w:vAlign w:val="top"/>
+          </w:tcPr>
+          <w:p>
+            <w:pPr>
+              <w:spacing w:after="40" w:before="0"/>
+            </w:pPr>
+            <w:r>
+              <w:rPr>
+                <w:b/>
+                <w:bCs/>
+                <w:color w:val="0F2B3C"/>
+                <w:sz w:val="20"/>
+                <w:szCs w:val="20"/>
+              </w:rPr>
+              <w:t xml:space="preserve">2.  What whole number comes right after 4?</w:t>
+            </w:r>
+          </w:p>
+        </w:tc>
+        <w:tc>
+          <w:tcPr>
+            <w:tcW w:type="dxa" w:w="3560"/>
+            <w:tcMar>
+              <w:top w:type="dxa" w:w="80"/>
+              <w:left w:type="dxa" w:w="100"/>
+              <w:bottom w:type="dxa" w:w="80"/>
+              <w:right w:type="dxa" w:w="100"/>
+            </w:tcMar>
+            <w:vAlign w:val="top"/>
+          </w:tcPr>
+          <w:p>
+            <w:pPr>
+              <w:spacing w:after="50" w:before="0"/>
+            </w:pPr>
+            <w:r>
+              <w:rPr>
+                <w:color w:val="BBBBBB"/>
+                <w:sz w:val="18"/>
+                <w:szCs w:val="18"/>
+              </w:rPr>
+              <w:t xml:space="preserve">____________________________</w:t>
+            </w:r>
+          </w:p>
+          <w:p>
+            <w:pPr>
+              <w:spacing w:after="50" w:before="0"/>
+            </w:pPr>
+            <w:r>
+              <w:rPr>
+                <w:color w:val="BBBBBB"/>
+                <w:sz w:val="18"/>
+                <w:szCs w:val="18"/>
+              </w:rPr>
+              <w:t xml:space="preserve">____________________________</w:t>
+            </w:r>
+          </w:p>
+          <w:p>
+            <w:pPr>
+              <w:spacing w:after="50" w:before="0"/>
+            </w:pPr>
+            <w:r>
+              <w:rPr>
+                <w:color w:val="BBBBBB"/>
+                <w:sz w:val="18"/>
+                <w:szCs w:val="18"/>
+              </w:rPr>
+              <w:t xml:space="preserve">____________________________</w:t>
+            </w:r>
+          </w:p>
+          <w:p>
+            <w:pPr>
+              <w:spacing w:after="50" w:before="0"/>
+            </w:pPr>
+            <w:r>
+              <w:rPr>
+                <w:color w:val="BBBBBB"/>
+                <w:sz w:val="18"/>
+                <w:szCs w:val="18"/>
+              </w:rPr>
+              <w:t xml:space="preserve">____________________________</w:t>
+            </w:r>
+          </w:p>
+        </w:tc>
+        <w:tc>
+          <w:tcPr>
+            <w:tcW w:type="dxa" w:w="3000"/>
+            <w:shd w:fill="FBF3E2" w:color="auto" w:val="clear"/>
+            <w:tcMar>
+              <w:top w:type="dxa" w:w="80"/>
+              <w:left w:type="dxa" w:w="100"/>
+              <w:bottom w:type="dxa" w:w="80"/>
+              <w:right w:type="dxa" w:w="100"/>
+            </w:tcMar>
+            <w:vAlign w:val="top"/>
+          </w:tcPr>
+          <w:p>
+            <w:pPr>
+              <w:spacing w:after="30" w:before="0"/>
+            </w:pPr>
+            <w:r>
+              <w:rPr>
+                <w:b/>
+                <w:bCs/>
+                <w:color w:val="0F2B3C"/>
+                <w:sz w:val="18"/>
+                <w:szCs w:val="18"/>
+              </w:rPr>
+              <w:t xml:space="preserve">Because... ________________</w:t>
+            </w:r>
+          </w:p>
+          <w:p>
+            <w:pPr>
+              <w:spacing w:after="50" w:before="0"/>
+            </w:pPr>
+            <w:r>
+              <w:rPr>
+                <w:color w:val="BBBBBB"/>
+                <w:sz w:val="18"/>
+                <w:szCs w:val="18"/>
+              </w:rPr>
+              <w:t xml:space="preserve">____________________________</w:t>
+            </w:r>
+          </w:p>
+          <w:p>
+            <w:pPr>
+              <w:spacing w:after="30" w:before="40"/>
+            </w:pPr>
+            <w:r>
+              <w:rPr>
+                <w:b/>
+                <w:bCs/>
+                <w:color w:val="1A6FB5"/>
+                <w:sz w:val="18"/>
+                <w:szCs w:val="18"/>
+              </w:rPr>
+              <w:t xml:space="preserve">Although... _______________</w:t>
+            </w:r>
+          </w:p>
+          <w:p>
+            <w:pPr>
+              <w:spacing w:after="50" w:before="0"/>
+            </w:pPr>
+            <w:r>
+              <w:rPr>
+                <w:color w:val="BBBBBB"/>
+                <w:sz w:val="18"/>
+                <w:szCs w:val="18"/>
+              </w:rPr>
+              <w:t xml:space="preserve">____________________________</w:t>
+            </w:r>
+          </w:p>
+          <w:p>
+            <w:pPr>
+              <w:spacing w:after="30" w:before="40"/>
+            </w:pPr>
+            <w:r>
+              <w:rPr>
+                <w:b/>
+                <w:bCs/>
+                <w:color w:val="7A5400"/>
+                <w:sz w:val="18"/>
+                <w:szCs w:val="18"/>
+              </w:rPr>
+              <w:t xml:space="preserve">Therefore... ______________</w:t>
+            </w:r>
+          </w:p>
+          <w:p>
+            <w:pPr>
+              <w:spacing w:after="50" w:before="0"/>
+            </w:pPr>
+            <w:r>
+              <w:rPr>
+                <w:color w:val="BBBBBB"/>
+                <w:sz w:val="18"/>
+                <w:szCs w:val="18"/>
+              </w:rPr>
+              <w:t xml:space="preserve">____________________________</w:t>
+            </w:r>
+          </w:p>
+        </w:tc>
+      </w:tr>
+    </w:tbl>
+    <w:p>
+      <w:pPr>
+        <w:spacing w:after="60" w:before="0"/>
+      </w:pPr>
+      <w:r>
+        <w:t xml:space="preserve"/>
+      </w:r>
+    </w:p>
+    <w:tbl>
+      <w:tblPr>
+        <w:tblW w:type="dxa" w:w="9360"/>
+        <w:tblBorders>
+          <w:top w:val="single" w:color="C7D2DD" w:sz="6"/>
+          <w:left w:val="single" w:color="C7D2DD" w:sz="6"/>
+          <w:bottom w:val="single" w:color="C7D2DD" w:sz="6"/>
+          <w:right w:val="single" w:color="C7D2DD" w:sz="6"/>
+          <w:insideH w:val="single" w:color="C7D2DD" w:sz="6"/>
+          <w:insideV w:val="single" w:color="C7D2DD" w:sz="6"/>
+        </w:tblBorders>
+      </w:tblPr>
+      <w:tblGrid>
+        <w:gridCol w:w="2800"/>
+        <w:gridCol w:w="3560"/>
+        <w:gridCol w:w="3000"/>
+      </w:tblGrid>
+      <w:tr>
+        <w:trPr>
+          <w:cantSplit/>
+          <w:tblHeader/>
+        </w:trPr>
+        <w:tc>
+          <w:tcPr>
+            <w:tcW w:type="dxa" w:w="2800"/>
+            <w:shd w:fill="EEF4F8" w:color="auto" w:val="clear"/>
+            <w:tcMar>
+              <w:top w:type="dxa" w:w="60"/>
+              <w:left w:type="dxa" w:w="100"/>
+              <w:bottom w:type="dxa" w:w="60"/>
+              <w:right w:type="dxa" w:w="100"/>
+            </w:tcMar>
+          </w:tcPr>
+          <w:p>
+            <w:pPr>
+              <w:spacing w:after="0" w:before="0"/>
+            </w:pPr>
+            <w:r>
+              <w:rPr>
+                <w:b/>
+                <w:bCs/>
+                <w:color w:val="0F2B3C"/>
+                <w:sz w:val="16"/>
+                <w:szCs w:val="16"/>
+              </w:rPr>
+              <w:t xml:space="preserve">CORE PROBLEM / GIVEN REPRESENTATION</w:t>
+            </w:r>
+          </w:p>
+        </w:tc>
+        <w:tc>
+          <w:tcPr>
+            <w:tcW w:type="dxa" w:w="3560"/>
+            <w:shd w:fill="EEF4F8" w:color="auto" w:val="clear"/>
+            <w:tcMar>
+              <w:top w:type="dxa" w:w="60"/>
+              <w:left w:type="dxa" w:w="100"/>
+              <w:bottom w:type="dxa" w:w="60"/>
+              <w:right w:type="dxa" w:w="100"/>
+            </w:tcMar>
+          </w:tcPr>
+          <w:p>
+            <w:pPr>
+              <w:spacing w:after="0" w:before="0"/>
+            </w:pPr>
+            <w:r>
+              <w:rPr>
+                <w:b/>
+                <w:bCs/>
+                <w:color w:val="0F2B3C"/>
+                <w:sz w:val="16"/>
+                <w:szCs w:val="16"/>
+              </w:rPr>
+              <w:t xml:space="preserve">WORKING SPACE / CALCULATION STEPS</w:t>
+            </w:r>
+          </w:p>
+        </w:tc>
+        <w:tc>
+          <w:tcPr>
+            <w:tcW w:type="dxa" w:w="3000"/>
+            <w:shd w:fill="FBF3E2" w:color="auto" w:val="clear"/>
+            <w:tcMar>
+              <w:top w:type="dxa" w:w="60"/>
+              <w:left w:type="dxa" w:w="100"/>
+              <w:bottom w:type="dxa" w:w="60"/>
+              <w:right w:type="dxa" w:w="100"/>
+            </w:tcMar>
+          </w:tcPr>
+          <w:p>
+            <w:pPr>
+              <w:spacing w:after="0" w:before="0"/>
+            </w:pPr>
+            <w:r>
+              <w:rPr>
+                <w:b/>
+                <w:bCs/>
+                <w:color w:val="7A5400"/>
+                <w:sz w:val="16"/>
+                <w:szCs w:val="16"/>
+              </w:rPr>
+              <w:t xml:space="preserve">EXPLAIN YOUR REASONING</w:t>
+            </w:r>
+          </w:p>
+        </w:tc>
+      </w:tr>
+      <w:tr>
+        <w:trPr>
+          <w:cantSplit/>
+        </w:trPr>
+        <w:tc>
+          <w:tcPr>
+            <w:tcW w:type="dxa" w:w="2800"/>
+            <w:tcMar>
+              <w:top w:type="dxa" w:w="80"/>
+              <w:left w:type="dxa" w:w="100"/>
+              <w:bottom w:type="dxa" w:w="80"/>
+              <w:right w:type="dxa" w:w="100"/>
+            </w:tcMar>
+            <w:vAlign w:val="top"/>
+          </w:tcPr>
+          <w:p>
+            <w:pPr>
+              <w:spacing w:after="40" w:before="0"/>
+            </w:pPr>
+            <w:r>
+              <w:rPr>
+                <w:b/>
+                <w:bCs/>
+                <w:color w:val="0F2B3C"/>
+                <w:sz w:val="20"/>
+                <w:szCs w:val="20"/>
+              </w:rPr>
+              <w:t xml:space="preserve">3.  1/2 is between 0 and which whole number?</w:t>
+            </w:r>
+          </w:p>
+        </w:tc>
+        <w:tc>
+          <w:tcPr>
+            <w:tcW w:type="dxa" w:w="3560"/>
+            <w:tcMar>
+              <w:top w:type="dxa" w:w="80"/>
+              <w:left w:type="dxa" w:w="100"/>
+              <w:bottom w:type="dxa" w:w="80"/>
+              <w:right w:type="dxa" w:w="100"/>
+            </w:tcMar>
+            <w:vAlign w:val="top"/>
+          </w:tcPr>
+          <w:p>
+            <w:pPr>
+              <w:spacing w:after="50" w:before="0"/>
+            </w:pPr>
+            <w:r>
+              <w:rPr>
+                <w:color w:val="BBBBBB"/>
+                <w:sz w:val="18"/>
+                <w:szCs w:val="18"/>
+              </w:rPr>
+              <w:t xml:space="preserve">____________________________</w:t>
+            </w:r>
+          </w:p>
+          <w:p>
+            <w:pPr>
+              <w:spacing w:after="50" w:before="0"/>
+            </w:pPr>
+            <w:r>
+              <w:rPr>
+                <w:color w:val="BBBBBB"/>
+                <w:sz w:val="18"/>
+                <w:szCs w:val="18"/>
+              </w:rPr>
+              <w:t xml:space="preserve">____________________________</w:t>
+            </w:r>
+          </w:p>
+          <w:p>
+            <w:pPr>
+              <w:spacing w:after="50" w:before="0"/>
+            </w:pPr>
+            <w:r>
+              <w:rPr>
+                <w:color w:val="BBBBBB"/>
+                <w:sz w:val="18"/>
+                <w:szCs w:val="18"/>
+              </w:rPr>
+              <w:t xml:space="preserve">____________________________</w:t>
+            </w:r>
+          </w:p>
+          <w:p>
+            <w:pPr>
+              <w:spacing w:after="50" w:before="0"/>
+            </w:pPr>
+            <w:r>
+              <w:rPr>
+                <w:color w:val="BBBBBB"/>
+                <w:sz w:val="18"/>
+                <w:szCs w:val="18"/>
+              </w:rPr>
+              <w:t xml:space="preserve">____________________________</w:t>
+            </w:r>
+          </w:p>
+        </w:tc>
+        <w:tc>
+          <w:tcPr>
+            <w:tcW w:type="dxa" w:w="3000"/>
+            <w:shd w:fill="FBF3E2" w:color="auto" w:val="clear"/>
+            <w:tcMar>
+              <w:top w:type="dxa" w:w="80"/>
+              <w:left w:type="dxa" w:w="100"/>
+              <w:bottom w:type="dxa" w:w="80"/>
+              <w:right w:type="dxa" w:w="100"/>
+            </w:tcMar>
+            <w:vAlign w:val="top"/>
+          </w:tcPr>
+          <w:p>
+            <w:pPr>
+              <w:spacing w:after="30" w:before="0"/>
+            </w:pPr>
+            <w:r>
+              <w:rPr>
+                <w:b/>
+                <w:bCs/>
+                <w:color w:val="0F2B3C"/>
+                <w:sz w:val="18"/>
+                <w:szCs w:val="18"/>
+              </w:rPr>
+              <w:t xml:space="preserve">Because... ________________</w:t>
+            </w:r>
+          </w:p>
+          <w:p>
+            <w:pPr>
+              <w:spacing w:after="50" w:before="0"/>
+            </w:pPr>
+            <w:r>
+              <w:rPr>
+                <w:color w:val="BBBBBB"/>
+                <w:sz w:val="18"/>
+                <w:szCs w:val="18"/>
+              </w:rPr>
+              <w:t xml:space="preserve">____________________________</w:t>
+            </w:r>
+          </w:p>
+          <w:p>
+            <w:pPr>
+              <w:spacing w:after="30" w:before="40"/>
+            </w:pPr>
+            <w:r>
+              <w:rPr>
+                <w:b/>
+                <w:bCs/>
+                <w:color w:val="1A6FB5"/>
+                <w:sz w:val="18"/>
+                <w:szCs w:val="18"/>
+              </w:rPr>
+              <w:t xml:space="preserve">Although... _______________</w:t>
+            </w:r>
+          </w:p>
+          <w:p>
+            <w:pPr>
+              <w:spacing w:after="50" w:before="0"/>
+            </w:pPr>
+            <w:r>
+              <w:rPr>
+                <w:color w:val="BBBBBB"/>
+                <w:sz w:val="18"/>
+                <w:szCs w:val="18"/>
+              </w:rPr>
+              <w:t xml:space="preserve">____________________________</w:t>
+            </w:r>
+          </w:p>
+          <w:p>
+            <w:pPr>
+              <w:spacing w:after="30" w:before="40"/>
+            </w:pPr>
+            <w:r>
+              <w:rPr>
+                <w:b/>
+                <w:bCs/>
+                <w:color w:val="7A5400"/>
+                <w:sz w:val="18"/>
+                <w:szCs w:val="18"/>
+              </w:rPr>
+              <w:t xml:space="preserve">Therefore... ______________</w:t>
+            </w:r>
+          </w:p>
+          <w:p>
+            <w:pPr>
+              <w:spacing w:after="50" w:before="0"/>
+            </w:pPr>
+            <w:r>
+              <w:rPr>
+                <w:color w:val="BBBBBB"/>
+                <w:sz w:val="18"/>
+                <w:szCs w:val="18"/>
+              </w:rPr>
+              <w:t xml:space="preserve">____________________________</w:t>
+            </w:r>
+          </w:p>
+        </w:tc>
+      </w:tr>
+    </w:tbl>
+    <w:p>
+      <w:pPr>
+        <w:spacing w:after="60" w:before="0"/>
+      </w:pPr>
+      <w:r>
+        <w:t xml:space="preserve"/>
       </w:r>
     </w:p>
     <w:p>
@@ -225,76 +2326,642 @@
         <w:t xml:space="preserve">Place simple fractions.</w:t>
       </w:r>
     </w:p>
-    <w:p>
-      <w:pPr>
-        <w:spacing w:after="40" w:before="0"/>
-      </w:pPr>
-      <w:r>
-        <w:rPr>
-          <w:sz w:val="22"/>
-          <w:szCs w:val="22"/>
-        </w:rPr>
-        <w:t xml:space="preserve">1.  Where does 1/2 sit?</w:t>
-      </w:r>
-    </w:p>
-    <w:p>
-      <w:pPr>
-        <w:spacing w:after="40" w:before="0"/>
-      </w:pPr>
-      <w:r>
-        <w:rPr>
-          <w:color w:val="5E6E7E"/>
-          <w:sz w:val="20"/>
-          <w:szCs w:val="20"/>
-        </w:rPr>
-        <w:t xml:space="preserve">     choices: Halfway between 0 and 1   /   Halfway between 1 and 2   /   At 2</w:t>
-      </w:r>
-    </w:p>
-    <w:p>
-      <w:pPr>
-        <w:spacing w:after="80" w:before="0"/>
-      </w:pPr>
-      <w:r>
-        <w:rPr>
-          <w:color w:val="BBBBBB"/>
-        </w:rPr>
-        <w:t xml:space="preserve">____________________________________________________</w:t>
-      </w:r>
-    </w:p>
-    <w:p>
-      <w:pPr>
-        <w:spacing w:after="40" w:before="0"/>
-      </w:pPr>
-      <w:r>
-        <w:rPr>
-          <w:sz w:val="22"/>
-          <w:szCs w:val="22"/>
-        </w:rPr>
-        <w:t xml:space="preserve">2.  Which is greater: 1/2 or 2?</w:t>
-      </w:r>
-    </w:p>
-    <w:p>
-      <w:pPr>
-        <w:spacing w:after="40" w:before="0"/>
-      </w:pPr>
-      <w:r>
-        <w:rPr>
-          <w:color w:val="5E6E7E"/>
-          <w:sz w:val="20"/>
-          <w:szCs w:val="20"/>
-        </w:rPr>
-        <w:t xml:space="preserve">     choices: 1/2   /   2</w:t>
-      </w:r>
-    </w:p>
-    <w:p>
-      <w:pPr>
-        <w:spacing w:after="80" w:before="0"/>
-      </w:pPr>
-      <w:r>
-        <w:rPr>
-          <w:color w:val="BBBBBB"/>
-        </w:rPr>
-        <w:t xml:space="preserve">____________________________________________________</w:t>
+    <w:tbl>
+      <w:tblPr>
+        <w:tblW w:type="dxa" w:w="9360"/>
+        <w:tblBorders>
+          <w:top w:val="single" w:color="C7D2DD" w:sz="6"/>
+          <w:left w:val="single" w:color="C7D2DD" w:sz="6"/>
+          <w:bottom w:val="single" w:color="C7D2DD" w:sz="6"/>
+          <w:right w:val="single" w:color="C7D2DD" w:sz="6"/>
+          <w:insideH w:val="single" w:color="C7D2DD" w:sz="6"/>
+          <w:insideV w:val="single" w:color="C7D2DD" w:sz="6"/>
+        </w:tblBorders>
+      </w:tblPr>
+      <w:tblGrid>
+        <w:gridCol w:w="2800"/>
+        <w:gridCol w:w="3560"/>
+        <w:gridCol w:w="3000"/>
+      </w:tblGrid>
+      <w:tr>
+        <w:trPr>
+          <w:cantSplit/>
+          <w:tblHeader/>
+        </w:trPr>
+        <w:tc>
+          <w:tcPr>
+            <w:tcW w:type="dxa" w:w="2800"/>
+            <w:shd w:fill="EEF4F8" w:color="auto" w:val="clear"/>
+            <w:tcMar>
+              <w:top w:type="dxa" w:w="60"/>
+              <w:left w:type="dxa" w:w="100"/>
+              <w:bottom w:type="dxa" w:w="60"/>
+              <w:right w:type="dxa" w:w="100"/>
+            </w:tcMar>
+          </w:tcPr>
+          <w:p>
+            <w:pPr>
+              <w:spacing w:after="0" w:before="0"/>
+            </w:pPr>
+            <w:r>
+              <w:rPr>
+                <w:b/>
+                <w:bCs/>
+                <w:color w:val="0F2B3C"/>
+                <w:sz w:val="16"/>
+                <w:szCs w:val="16"/>
+              </w:rPr>
+              <w:t xml:space="preserve">CORE PROBLEM / GIVEN REPRESENTATION</w:t>
+            </w:r>
+          </w:p>
+        </w:tc>
+        <w:tc>
+          <w:tcPr>
+            <w:tcW w:type="dxa" w:w="3560"/>
+            <w:shd w:fill="EEF4F8" w:color="auto" w:val="clear"/>
+            <w:tcMar>
+              <w:top w:type="dxa" w:w="60"/>
+              <w:left w:type="dxa" w:w="100"/>
+              <w:bottom w:type="dxa" w:w="60"/>
+              <w:right w:type="dxa" w:w="100"/>
+            </w:tcMar>
+          </w:tcPr>
+          <w:p>
+            <w:pPr>
+              <w:spacing w:after="0" w:before="0"/>
+            </w:pPr>
+            <w:r>
+              <w:rPr>
+                <w:b/>
+                <w:bCs/>
+                <w:color w:val="0F2B3C"/>
+                <w:sz w:val="16"/>
+                <w:szCs w:val="16"/>
+              </w:rPr>
+              <w:t xml:space="preserve">WORKING SPACE / CALCULATION STEPS</w:t>
+            </w:r>
+          </w:p>
+        </w:tc>
+        <w:tc>
+          <w:tcPr>
+            <w:tcW w:type="dxa" w:w="3000"/>
+            <w:shd w:fill="FBF3E2" w:color="auto" w:val="clear"/>
+            <w:tcMar>
+              <w:top w:type="dxa" w:w="60"/>
+              <w:left w:type="dxa" w:w="100"/>
+              <w:bottom w:type="dxa" w:w="60"/>
+              <w:right w:type="dxa" w:w="100"/>
+            </w:tcMar>
+          </w:tcPr>
+          <w:p>
+            <w:pPr>
+              <w:spacing w:after="0" w:before="0"/>
+            </w:pPr>
+            <w:r>
+              <w:rPr>
+                <w:b/>
+                <w:bCs/>
+                <w:color w:val="7A5400"/>
+                <w:sz w:val="16"/>
+                <w:szCs w:val="16"/>
+              </w:rPr>
+              <w:t xml:space="preserve">EXPLAIN YOUR REASONING</w:t>
+            </w:r>
+          </w:p>
+        </w:tc>
+      </w:tr>
+      <w:tr>
+        <w:trPr>
+          <w:cantSplit/>
+        </w:trPr>
+        <w:tc>
+          <w:tcPr>
+            <w:tcW w:type="dxa" w:w="2800"/>
+            <w:tcMar>
+              <w:top w:type="dxa" w:w="80"/>
+              <w:left w:type="dxa" w:w="100"/>
+              <w:bottom w:type="dxa" w:w="80"/>
+              <w:right w:type="dxa" w:w="100"/>
+            </w:tcMar>
+            <w:vAlign w:val="top"/>
+          </w:tcPr>
+          <w:p>
+            <w:pPr>
+              <w:spacing w:after="40" w:before="0"/>
+            </w:pPr>
+            <w:r>
+              <w:rPr>
+                <w:b/>
+                <w:bCs/>
+                <w:color w:val="0F2B3C"/>
+                <w:sz w:val="20"/>
+                <w:szCs w:val="20"/>
+              </w:rPr>
+              <w:t xml:space="preserve">1.  Where does 1/2 sit?</w:t>
+            </w:r>
+          </w:p>
+          <w:p>
+            <w:pPr>
+              <w:spacing w:after="0" w:before="0"/>
+            </w:pPr>
+            <w:r>
+              <w:rPr>
+                <w:color w:val="5E6E7E"/>
+                <w:sz w:val="18"/>
+                <w:szCs w:val="18"/>
+              </w:rPr>
+              <w:t xml:space="preserve">Choices: Halfway between 0 and 1   /   Halfway between 1 and 2   /   At 2</w:t>
+            </w:r>
+          </w:p>
+        </w:tc>
+        <w:tc>
+          <w:tcPr>
+            <w:tcW w:type="dxa" w:w="3560"/>
+            <w:tcMar>
+              <w:top w:type="dxa" w:w="80"/>
+              <w:left w:type="dxa" w:w="100"/>
+              <w:bottom w:type="dxa" w:w="80"/>
+              <w:right w:type="dxa" w:w="100"/>
+            </w:tcMar>
+            <w:vAlign w:val="top"/>
+          </w:tcPr>
+          <w:p>
+            <w:pPr>
+              <w:spacing w:after="50" w:before="0"/>
+            </w:pPr>
+            <w:r>
+              <w:rPr>
+                <w:color w:val="BBBBBB"/>
+                <w:sz w:val="18"/>
+                <w:szCs w:val="18"/>
+              </w:rPr>
+              <w:t xml:space="preserve">____________________________</w:t>
+            </w:r>
+          </w:p>
+          <w:p>
+            <w:pPr>
+              <w:spacing w:after="50" w:before="0"/>
+            </w:pPr>
+            <w:r>
+              <w:rPr>
+                <w:color w:val="BBBBBB"/>
+                <w:sz w:val="18"/>
+                <w:szCs w:val="18"/>
+              </w:rPr>
+              <w:t xml:space="preserve">____________________________</w:t>
+            </w:r>
+          </w:p>
+          <w:p>
+            <w:pPr>
+              <w:spacing w:after="50" w:before="0"/>
+            </w:pPr>
+            <w:r>
+              <w:rPr>
+                <w:color w:val="BBBBBB"/>
+                <w:sz w:val="18"/>
+                <w:szCs w:val="18"/>
+              </w:rPr>
+              <w:t xml:space="preserve">____________________________</w:t>
+            </w:r>
+          </w:p>
+          <w:p>
+            <w:pPr>
+              <w:spacing w:after="50" w:before="0"/>
+            </w:pPr>
+            <w:r>
+              <w:rPr>
+                <w:color w:val="BBBBBB"/>
+                <w:sz w:val="18"/>
+                <w:szCs w:val="18"/>
+              </w:rPr>
+              <w:t xml:space="preserve">____________________________</w:t>
+            </w:r>
+          </w:p>
+        </w:tc>
+        <w:tc>
+          <w:tcPr>
+            <w:tcW w:type="dxa" w:w="3000"/>
+            <w:shd w:fill="FBF3E2" w:color="auto" w:val="clear"/>
+            <w:tcMar>
+              <w:top w:type="dxa" w:w="80"/>
+              <w:left w:type="dxa" w:w="100"/>
+              <w:bottom w:type="dxa" w:w="80"/>
+              <w:right w:type="dxa" w:w="100"/>
+            </w:tcMar>
+            <w:vAlign w:val="top"/>
+          </w:tcPr>
+          <w:p>
+            <w:pPr>
+              <w:spacing w:after="30" w:before="0"/>
+            </w:pPr>
+            <w:r>
+              <w:rPr>
+                <w:b/>
+                <w:bCs/>
+                <w:color w:val="0F2B3C"/>
+                <w:sz w:val="18"/>
+                <w:szCs w:val="18"/>
+              </w:rPr>
+              <w:t xml:space="preserve">Because... ________________</w:t>
+            </w:r>
+          </w:p>
+          <w:p>
+            <w:pPr>
+              <w:spacing w:after="50" w:before="0"/>
+            </w:pPr>
+            <w:r>
+              <w:rPr>
+                <w:color w:val="BBBBBB"/>
+                <w:sz w:val="18"/>
+                <w:szCs w:val="18"/>
+              </w:rPr>
+              <w:t xml:space="preserve">____________________________</w:t>
+            </w:r>
+          </w:p>
+          <w:p>
+            <w:pPr>
+              <w:spacing w:after="30" w:before="40"/>
+            </w:pPr>
+            <w:r>
+              <w:rPr>
+                <w:b/>
+                <w:bCs/>
+                <w:color w:val="1A6FB5"/>
+                <w:sz w:val="18"/>
+                <w:szCs w:val="18"/>
+              </w:rPr>
+              <w:t xml:space="preserve">Although... _______________</w:t>
+            </w:r>
+          </w:p>
+          <w:p>
+            <w:pPr>
+              <w:spacing w:after="50" w:before="0"/>
+            </w:pPr>
+            <w:r>
+              <w:rPr>
+                <w:color w:val="BBBBBB"/>
+                <w:sz w:val="18"/>
+                <w:szCs w:val="18"/>
+              </w:rPr>
+              <w:t xml:space="preserve">____________________________</w:t>
+            </w:r>
+          </w:p>
+          <w:p>
+            <w:pPr>
+              <w:spacing w:after="30" w:before="40"/>
+            </w:pPr>
+            <w:r>
+              <w:rPr>
+                <w:b/>
+                <w:bCs/>
+                <w:color w:val="7A5400"/>
+                <w:sz w:val="18"/>
+                <w:szCs w:val="18"/>
+              </w:rPr>
+              <w:t xml:space="preserve">Therefore... ______________</w:t>
+            </w:r>
+          </w:p>
+          <w:p>
+            <w:pPr>
+              <w:spacing w:after="50" w:before="0"/>
+            </w:pPr>
+            <w:r>
+              <w:rPr>
+                <w:color w:val="BBBBBB"/>
+                <w:sz w:val="18"/>
+                <w:szCs w:val="18"/>
+              </w:rPr>
+              <w:t xml:space="preserve">____________________________</w:t>
+            </w:r>
+          </w:p>
+        </w:tc>
+      </w:tr>
+    </w:tbl>
+    <w:p>
+      <w:pPr>
+        <w:spacing w:after="60" w:before="0"/>
+      </w:pPr>
+      <w:r>
+        <w:t xml:space="preserve"/>
+      </w:r>
+    </w:p>
+    <w:tbl>
+      <w:tblPr>
+        <w:tblW w:type="dxa" w:w="9360"/>
+        <w:tblBorders>
+          <w:top w:val="single" w:color="C7D2DD" w:sz="6"/>
+          <w:left w:val="single" w:color="C7D2DD" w:sz="6"/>
+          <w:bottom w:val="single" w:color="C7D2DD" w:sz="6"/>
+          <w:right w:val="single" w:color="C7D2DD" w:sz="6"/>
+          <w:insideH w:val="single" w:color="C7D2DD" w:sz="6"/>
+          <w:insideV w:val="single" w:color="C7D2DD" w:sz="6"/>
+        </w:tblBorders>
+      </w:tblPr>
+      <w:tblGrid>
+        <w:gridCol w:w="2800"/>
+        <w:gridCol w:w="3560"/>
+        <w:gridCol w:w="3000"/>
+      </w:tblGrid>
+      <w:tr>
+        <w:trPr>
+          <w:cantSplit/>
+          <w:tblHeader/>
+        </w:trPr>
+        <w:tc>
+          <w:tcPr>
+            <w:tcW w:type="dxa" w:w="2800"/>
+            <w:shd w:fill="EEF4F8" w:color="auto" w:val="clear"/>
+            <w:tcMar>
+              <w:top w:type="dxa" w:w="60"/>
+              <w:left w:type="dxa" w:w="100"/>
+              <w:bottom w:type="dxa" w:w="60"/>
+              <w:right w:type="dxa" w:w="100"/>
+            </w:tcMar>
+          </w:tcPr>
+          <w:p>
+            <w:pPr>
+              <w:spacing w:after="0" w:before="0"/>
+            </w:pPr>
+            <w:r>
+              <w:rPr>
+                <w:b/>
+                <w:bCs/>
+                <w:color w:val="0F2B3C"/>
+                <w:sz w:val="16"/>
+                <w:szCs w:val="16"/>
+              </w:rPr>
+              <w:t xml:space="preserve">CORE PROBLEM / GIVEN REPRESENTATION</w:t>
+            </w:r>
+          </w:p>
+        </w:tc>
+        <w:tc>
+          <w:tcPr>
+            <w:tcW w:type="dxa" w:w="3560"/>
+            <w:shd w:fill="EEF4F8" w:color="auto" w:val="clear"/>
+            <w:tcMar>
+              <w:top w:type="dxa" w:w="60"/>
+              <w:left w:type="dxa" w:w="100"/>
+              <w:bottom w:type="dxa" w:w="60"/>
+              <w:right w:type="dxa" w:w="100"/>
+            </w:tcMar>
+          </w:tcPr>
+          <w:p>
+            <w:pPr>
+              <w:spacing w:after="0" w:before="0"/>
+            </w:pPr>
+            <w:r>
+              <w:rPr>
+                <w:b/>
+                <w:bCs/>
+                <w:color w:val="0F2B3C"/>
+                <w:sz w:val="16"/>
+                <w:szCs w:val="16"/>
+              </w:rPr>
+              <w:t xml:space="preserve">WORKING SPACE / CALCULATION STEPS</w:t>
+            </w:r>
+          </w:p>
+        </w:tc>
+        <w:tc>
+          <w:tcPr>
+            <w:tcW w:type="dxa" w:w="3000"/>
+            <w:shd w:fill="FBF3E2" w:color="auto" w:val="clear"/>
+            <w:tcMar>
+              <w:top w:type="dxa" w:w="60"/>
+              <w:left w:type="dxa" w:w="100"/>
+              <w:bottom w:type="dxa" w:w="60"/>
+              <w:right w:type="dxa" w:w="100"/>
+            </w:tcMar>
+          </w:tcPr>
+          <w:p>
+            <w:pPr>
+              <w:spacing w:after="0" w:before="0"/>
+            </w:pPr>
+            <w:r>
+              <w:rPr>
+                <w:b/>
+                <w:bCs/>
+                <w:color w:val="7A5400"/>
+                <w:sz w:val="16"/>
+                <w:szCs w:val="16"/>
+              </w:rPr>
+              <w:t xml:space="preserve">EXPLAIN YOUR REASONING</w:t>
+            </w:r>
+          </w:p>
+        </w:tc>
+      </w:tr>
+      <w:tr>
+        <w:trPr>
+          <w:cantSplit/>
+        </w:trPr>
+        <w:tc>
+          <w:tcPr>
+            <w:tcW w:type="dxa" w:w="2800"/>
+            <w:tcMar>
+              <w:top w:type="dxa" w:w="80"/>
+              <w:left w:type="dxa" w:w="100"/>
+              <w:bottom w:type="dxa" w:w="80"/>
+              <w:right w:type="dxa" w:w="100"/>
+            </w:tcMar>
+            <w:vAlign w:val="top"/>
+          </w:tcPr>
+          <w:p>
+            <w:pPr>
+              <w:spacing w:after="40" w:before="0"/>
+            </w:pPr>
+            <w:r>
+              <w:rPr>
+                <w:b/>
+                <w:bCs/>
+                <w:color w:val="0F2B3C"/>
+                <w:sz w:val="20"/>
+                <w:szCs w:val="20"/>
+              </w:rPr>
+              <w:t xml:space="preserve">2.  Which is greater: 1/2 or 2?</w:t>
+            </w:r>
+          </w:p>
+          <w:p>
+            <w:pPr>
+              <w:spacing w:after="0" w:before="0"/>
+            </w:pPr>
+            <w:r>
+              <w:rPr>
+                <w:color w:val="5E6E7E"/>
+                <w:sz w:val="18"/>
+                <w:szCs w:val="18"/>
+              </w:rPr>
+              <w:t xml:space="preserve">Choices: 1/2   /   2</w:t>
+            </w:r>
+          </w:p>
+        </w:tc>
+        <w:tc>
+          <w:tcPr>
+            <w:tcW w:type="dxa" w:w="3560"/>
+            <w:tcMar>
+              <w:top w:type="dxa" w:w="80"/>
+              <w:left w:type="dxa" w:w="100"/>
+              <w:bottom w:type="dxa" w:w="80"/>
+              <w:right w:type="dxa" w:w="100"/>
+            </w:tcMar>
+            <w:vAlign w:val="top"/>
+          </w:tcPr>
+          <w:p>
+            <w:pPr>
+              <w:spacing w:after="50" w:before="0"/>
+            </w:pPr>
+            <w:r>
+              <w:rPr>
+                <w:color w:val="BBBBBB"/>
+                <w:sz w:val="18"/>
+                <w:szCs w:val="18"/>
+              </w:rPr>
+              <w:t xml:space="preserve">____________________________</w:t>
+            </w:r>
+          </w:p>
+          <w:p>
+            <w:pPr>
+              <w:spacing w:after="50" w:before="0"/>
+            </w:pPr>
+            <w:r>
+              <w:rPr>
+                <w:color w:val="BBBBBB"/>
+                <w:sz w:val="18"/>
+                <w:szCs w:val="18"/>
+              </w:rPr>
+              <w:t xml:space="preserve">____________________________</w:t>
+            </w:r>
+          </w:p>
+          <w:p>
+            <w:pPr>
+              <w:spacing w:after="50" w:before="0"/>
+            </w:pPr>
+            <w:r>
+              <w:rPr>
+                <w:color w:val="BBBBBB"/>
+                <w:sz w:val="18"/>
+                <w:szCs w:val="18"/>
+              </w:rPr>
+              <w:t xml:space="preserve">____________________________</w:t>
+            </w:r>
+          </w:p>
+          <w:p>
+            <w:pPr>
+              <w:spacing w:after="50" w:before="0"/>
+            </w:pPr>
+            <w:r>
+              <w:rPr>
+                <w:color w:val="BBBBBB"/>
+                <w:sz w:val="18"/>
+                <w:szCs w:val="18"/>
+              </w:rPr>
+              <w:t xml:space="preserve">____________________________</w:t>
+            </w:r>
+          </w:p>
+        </w:tc>
+        <w:tc>
+          <w:tcPr>
+            <w:tcW w:type="dxa" w:w="3000"/>
+            <w:shd w:fill="FBF3E2" w:color="auto" w:val="clear"/>
+            <w:tcMar>
+              <w:top w:type="dxa" w:w="80"/>
+              <w:left w:type="dxa" w:w="100"/>
+              <w:bottom w:type="dxa" w:w="80"/>
+              <w:right w:type="dxa" w:w="100"/>
+            </w:tcMar>
+            <w:vAlign w:val="top"/>
+          </w:tcPr>
+          <w:p>
+            <w:pPr>
+              <w:spacing w:after="30" w:before="0"/>
+            </w:pPr>
+            <w:r>
+              <w:rPr>
+                <w:b/>
+                <w:bCs/>
+                <w:color w:val="0F2B3C"/>
+                <w:sz w:val="18"/>
+                <w:szCs w:val="18"/>
+              </w:rPr>
+              <w:t xml:space="preserve">Because... ________________</w:t>
+            </w:r>
+          </w:p>
+          <w:p>
+            <w:pPr>
+              <w:spacing w:after="50" w:before="0"/>
+            </w:pPr>
+            <w:r>
+              <w:rPr>
+                <w:color w:val="BBBBBB"/>
+                <w:sz w:val="18"/>
+                <w:szCs w:val="18"/>
+              </w:rPr>
+              <w:t xml:space="preserve">____________________________</w:t>
+            </w:r>
+          </w:p>
+          <w:p>
+            <w:pPr>
+              <w:spacing w:after="30" w:before="40"/>
+            </w:pPr>
+            <w:r>
+              <w:rPr>
+                <w:b/>
+                <w:bCs/>
+                <w:color w:val="1A6FB5"/>
+                <w:sz w:val="18"/>
+                <w:szCs w:val="18"/>
+              </w:rPr>
+              <w:t xml:space="preserve">Although... _______________</w:t>
+            </w:r>
+          </w:p>
+          <w:p>
+            <w:pPr>
+              <w:spacing w:after="50" w:before="0"/>
+            </w:pPr>
+            <w:r>
+              <w:rPr>
+                <w:color w:val="BBBBBB"/>
+                <w:sz w:val="18"/>
+                <w:szCs w:val="18"/>
+              </w:rPr>
+              <w:t xml:space="preserve">____________________________</w:t>
+            </w:r>
+          </w:p>
+          <w:p>
+            <w:pPr>
+              <w:spacing w:after="30" w:before="40"/>
+            </w:pPr>
+            <w:r>
+              <w:rPr>
+                <w:b/>
+                <w:bCs/>
+                <w:color w:val="7A5400"/>
+                <w:sz w:val="18"/>
+                <w:szCs w:val="18"/>
+              </w:rPr>
+              <w:t xml:space="preserve">Therefore... ______________</w:t>
+            </w:r>
+          </w:p>
+          <w:p>
+            <w:pPr>
+              <w:spacing w:after="50" w:before="0"/>
+            </w:pPr>
+            <w:r>
+              <w:rPr>
+                <w:color w:val="BBBBBB"/>
+                <w:sz w:val="18"/>
+                <w:szCs w:val="18"/>
+              </w:rPr>
+              <w:t xml:space="preserve">____________________________</w:t>
+            </w:r>
+          </w:p>
+        </w:tc>
+      </w:tr>
+    </w:tbl>
+    <w:p>
+      <w:pPr>
+        <w:spacing w:after="60" w:before="0"/>
+      </w:pPr>
+      <w:r>
+        <w:t xml:space="preserve"/>
       </w:r>
     </w:p>
     <w:p>
@@ -326,63 +2993,629 @@
         <w:t xml:space="preserve">Stretch into mixed numbers.</w:t>
       </w:r>
     </w:p>
-    <w:p>
-      <w:pPr>
-        <w:spacing w:after="40" w:before="0"/>
-      </w:pPr>
-      <w:r>
-        <w:rPr>
-          <w:sz w:val="22"/>
-          <w:szCs w:val="22"/>
-        </w:rPr>
-        <w:t xml:space="preserve">1.  The number 2 1/2 sits between 2 and which whole number?</w:t>
-      </w:r>
-    </w:p>
-    <w:p>
-      <w:pPr>
-        <w:spacing w:after="80" w:before="0"/>
-      </w:pPr>
-      <w:r>
-        <w:rPr>
-          <w:color w:val="BBBBBB"/>
-        </w:rPr>
-        <w:t xml:space="preserve">____________________________________________________</w:t>
-      </w:r>
-    </w:p>
-    <w:p>
-      <w:pPr>
-        <w:spacing w:after="40" w:before="0"/>
-      </w:pPr>
-      <w:r>
-        <w:rPr>
-          <w:sz w:val="22"/>
-          <w:szCs w:val="22"/>
-        </w:rPr>
-        <w:t xml:space="preserve">2.  Which is bigger: 1 1/2 or 1?</w:t>
-      </w:r>
-    </w:p>
-    <w:p>
-      <w:pPr>
-        <w:spacing w:after="40" w:before="0"/>
-      </w:pPr>
-      <w:r>
-        <w:rPr>
-          <w:color w:val="5E6E7E"/>
-          <w:sz w:val="20"/>
-          <w:szCs w:val="20"/>
-        </w:rPr>
-        <w:t xml:space="preserve">     choices: 1 1/2   /   1</w:t>
-      </w:r>
-    </w:p>
-    <w:p>
-      <w:pPr>
-        <w:spacing w:after="80" w:before="0"/>
-      </w:pPr>
-      <w:r>
-        <w:rPr>
-          <w:color w:val="BBBBBB"/>
-        </w:rPr>
-        <w:t xml:space="preserve">____________________________________________________</w:t>
+    <w:tbl>
+      <w:tblPr>
+        <w:tblW w:type="dxa" w:w="9360"/>
+        <w:tblBorders>
+          <w:top w:val="single" w:color="C7D2DD" w:sz="6"/>
+          <w:left w:val="single" w:color="C7D2DD" w:sz="6"/>
+          <w:bottom w:val="single" w:color="C7D2DD" w:sz="6"/>
+          <w:right w:val="single" w:color="C7D2DD" w:sz="6"/>
+          <w:insideH w:val="single" w:color="C7D2DD" w:sz="6"/>
+          <w:insideV w:val="single" w:color="C7D2DD" w:sz="6"/>
+        </w:tblBorders>
+      </w:tblPr>
+      <w:tblGrid>
+        <w:gridCol w:w="2800"/>
+        <w:gridCol w:w="3560"/>
+        <w:gridCol w:w="3000"/>
+      </w:tblGrid>
+      <w:tr>
+        <w:trPr>
+          <w:cantSplit/>
+          <w:tblHeader/>
+        </w:trPr>
+        <w:tc>
+          <w:tcPr>
+            <w:tcW w:type="dxa" w:w="2800"/>
+            <w:shd w:fill="EEF4F8" w:color="auto" w:val="clear"/>
+            <w:tcMar>
+              <w:top w:type="dxa" w:w="60"/>
+              <w:left w:type="dxa" w:w="100"/>
+              <w:bottom w:type="dxa" w:w="60"/>
+              <w:right w:type="dxa" w:w="100"/>
+            </w:tcMar>
+          </w:tcPr>
+          <w:p>
+            <w:pPr>
+              <w:spacing w:after="0" w:before="0"/>
+            </w:pPr>
+            <w:r>
+              <w:rPr>
+                <w:b/>
+                <w:bCs/>
+                <w:color w:val="0F2B3C"/>
+                <w:sz w:val="16"/>
+                <w:szCs w:val="16"/>
+              </w:rPr>
+              <w:t xml:space="preserve">CORE PROBLEM / GIVEN REPRESENTATION</w:t>
+            </w:r>
+          </w:p>
+        </w:tc>
+        <w:tc>
+          <w:tcPr>
+            <w:tcW w:type="dxa" w:w="3560"/>
+            <w:shd w:fill="EEF4F8" w:color="auto" w:val="clear"/>
+            <w:tcMar>
+              <w:top w:type="dxa" w:w="60"/>
+              <w:left w:type="dxa" w:w="100"/>
+              <w:bottom w:type="dxa" w:w="60"/>
+              <w:right w:type="dxa" w:w="100"/>
+            </w:tcMar>
+          </w:tcPr>
+          <w:p>
+            <w:pPr>
+              <w:spacing w:after="0" w:before="0"/>
+            </w:pPr>
+            <w:r>
+              <w:rPr>
+                <w:b/>
+                <w:bCs/>
+                <w:color w:val="0F2B3C"/>
+                <w:sz w:val="16"/>
+                <w:szCs w:val="16"/>
+              </w:rPr>
+              <w:t xml:space="preserve">WORKING SPACE / CALCULATION STEPS</w:t>
+            </w:r>
+          </w:p>
+        </w:tc>
+        <w:tc>
+          <w:tcPr>
+            <w:tcW w:type="dxa" w:w="3000"/>
+            <w:shd w:fill="FBF3E2" w:color="auto" w:val="clear"/>
+            <w:tcMar>
+              <w:top w:type="dxa" w:w="60"/>
+              <w:left w:type="dxa" w:w="100"/>
+              <w:bottom w:type="dxa" w:w="60"/>
+              <w:right w:type="dxa" w:w="100"/>
+            </w:tcMar>
+          </w:tcPr>
+          <w:p>
+            <w:pPr>
+              <w:spacing w:after="0" w:before="0"/>
+            </w:pPr>
+            <w:r>
+              <w:rPr>
+                <w:b/>
+                <w:bCs/>
+                <w:color w:val="7A5400"/>
+                <w:sz w:val="16"/>
+                <w:szCs w:val="16"/>
+              </w:rPr>
+              <w:t xml:space="preserve">EXPLAIN YOUR REASONING</w:t>
+            </w:r>
+          </w:p>
+        </w:tc>
+      </w:tr>
+      <w:tr>
+        <w:trPr>
+          <w:cantSplit/>
+        </w:trPr>
+        <w:tc>
+          <w:tcPr>
+            <w:tcW w:type="dxa" w:w="2800"/>
+            <w:tcMar>
+              <w:top w:type="dxa" w:w="80"/>
+              <w:left w:type="dxa" w:w="100"/>
+              <w:bottom w:type="dxa" w:w="80"/>
+              <w:right w:type="dxa" w:w="100"/>
+            </w:tcMar>
+            <w:vAlign w:val="top"/>
+          </w:tcPr>
+          <w:p>
+            <w:pPr>
+              <w:spacing w:after="40" w:before="0"/>
+            </w:pPr>
+            <w:r>
+              <w:rPr>
+                <w:b/>
+                <w:bCs/>
+                <w:color w:val="0F2B3C"/>
+                <w:sz w:val="20"/>
+                <w:szCs w:val="20"/>
+              </w:rPr>
+              <w:t xml:space="preserve">1.  The number 2 1/2 sits between 2 and which whole number?</w:t>
+            </w:r>
+          </w:p>
+        </w:tc>
+        <w:tc>
+          <w:tcPr>
+            <w:tcW w:type="dxa" w:w="3560"/>
+            <w:tcMar>
+              <w:top w:type="dxa" w:w="80"/>
+              <w:left w:type="dxa" w:w="100"/>
+              <w:bottom w:type="dxa" w:w="80"/>
+              <w:right w:type="dxa" w:w="100"/>
+            </w:tcMar>
+            <w:vAlign w:val="top"/>
+          </w:tcPr>
+          <w:p>
+            <w:pPr>
+              <w:spacing w:after="50" w:before="0"/>
+            </w:pPr>
+            <w:r>
+              <w:rPr>
+                <w:color w:val="BBBBBB"/>
+                <w:sz w:val="18"/>
+                <w:szCs w:val="18"/>
+              </w:rPr>
+              <w:t xml:space="preserve">____________________________</w:t>
+            </w:r>
+          </w:p>
+          <w:p>
+            <w:pPr>
+              <w:spacing w:after="50" w:before="0"/>
+            </w:pPr>
+            <w:r>
+              <w:rPr>
+                <w:color w:val="BBBBBB"/>
+                <w:sz w:val="18"/>
+                <w:szCs w:val="18"/>
+              </w:rPr>
+              <w:t xml:space="preserve">____________________________</w:t>
+            </w:r>
+          </w:p>
+          <w:p>
+            <w:pPr>
+              <w:spacing w:after="50" w:before="0"/>
+            </w:pPr>
+            <w:r>
+              <w:rPr>
+                <w:color w:val="BBBBBB"/>
+                <w:sz w:val="18"/>
+                <w:szCs w:val="18"/>
+              </w:rPr>
+              <w:t xml:space="preserve">____________________________</w:t>
+            </w:r>
+          </w:p>
+          <w:p>
+            <w:pPr>
+              <w:spacing w:after="50" w:before="0"/>
+            </w:pPr>
+            <w:r>
+              <w:rPr>
+                <w:color w:val="BBBBBB"/>
+                <w:sz w:val="18"/>
+                <w:szCs w:val="18"/>
+              </w:rPr>
+              <w:t xml:space="preserve">____________________________</w:t>
+            </w:r>
+          </w:p>
+        </w:tc>
+        <w:tc>
+          <w:tcPr>
+            <w:tcW w:type="dxa" w:w="3000"/>
+            <w:shd w:fill="FBF3E2" w:color="auto" w:val="clear"/>
+            <w:tcMar>
+              <w:top w:type="dxa" w:w="80"/>
+              <w:left w:type="dxa" w:w="100"/>
+              <w:bottom w:type="dxa" w:w="80"/>
+              <w:right w:type="dxa" w:w="100"/>
+            </w:tcMar>
+            <w:vAlign w:val="top"/>
+          </w:tcPr>
+          <w:p>
+            <w:pPr>
+              <w:spacing w:after="30" w:before="0"/>
+            </w:pPr>
+            <w:r>
+              <w:rPr>
+                <w:b/>
+                <w:bCs/>
+                <w:color w:val="0F2B3C"/>
+                <w:sz w:val="18"/>
+                <w:szCs w:val="18"/>
+              </w:rPr>
+              <w:t xml:space="preserve">Because... ________________</w:t>
+            </w:r>
+          </w:p>
+          <w:p>
+            <w:pPr>
+              <w:spacing w:after="50" w:before="0"/>
+            </w:pPr>
+            <w:r>
+              <w:rPr>
+                <w:color w:val="BBBBBB"/>
+                <w:sz w:val="18"/>
+                <w:szCs w:val="18"/>
+              </w:rPr>
+              <w:t xml:space="preserve">____________________________</w:t>
+            </w:r>
+          </w:p>
+          <w:p>
+            <w:pPr>
+              <w:spacing w:after="30" w:before="40"/>
+            </w:pPr>
+            <w:r>
+              <w:rPr>
+                <w:b/>
+                <w:bCs/>
+                <w:color w:val="1A6FB5"/>
+                <w:sz w:val="18"/>
+                <w:szCs w:val="18"/>
+              </w:rPr>
+              <w:t xml:space="preserve">Although... _______________</w:t>
+            </w:r>
+          </w:p>
+          <w:p>
+            <w:pPr>
+              <w:spacing w:after="50" w:before="0"/>
+            </w:pPr>
+            <w:r>
+              <w:rPr>
+                <w:color w:val="BBBBBB"/>
+                <w:sz w:val="18"/>
+                <w:szCs w:val="18"/>
+              </w:rPr>
+              <w:t xml:space="preserve">____________________________</w:t>
+            </w:r>
+          </w:p>
+          <w:p>
+            <w:pPr>
+              <w:spacing w:after="30" w:before="40"/>
+            </w:pPr>
+            <w:r>
+              <w:rPr>
+                <w:b/>
+                <w:bCs/>
+                <w:color w:val="7A5400"/>
+                <w:sz w:val="18"/>
+                <w:szCs w:val="18"/>
+              </w:rPr>
+              <w:t xml:space="preserve">Therefore... ______________</w:t>
+            </w:r>
+          </w:p>
+          <w:p>
+            <w:pPr>
+              <w:spacing w:after="50" w:before="0"/>
+            </w:pPr>
+            <w:r>
+              <w:rPr>
+                <w:color w:val="BBBBBB"/>
+                <w:sz w:val="18"/>
+                <w:szCs w:val="18"/>
+              </w:rPr>
+              <w:t xml:space="preserve">____________________________</w:t>
+            </w:r>
+          </w:p>
+        </w:tc>
+      </w:tr>
+    </w:tbl>
+    <w:p>
+      <w:pPr>
+        <w:spacing w:after="60" w:before="0"/>
+      </w:pPr>
+      <w:r>
+        <w:t xml:space="preserve"/>
+      </w:r>
+    </w:p>
+    <w:tbl>
+      <w:tblPr>
+        <w:tblW w:type="dxa" w:w="9360"/>
+        <w:tblBorders>
+          <w:top w:val="single" w:color="C7D2DD" w:sz="6"/>
+          <w:left w:val="single" w:color="C7D2DD" w:sz="6"/>
+          <w:bottom w:val="single" w:color="C7D2DD" w:sz="6"/>
+          <w:right w:val="single" w:color="C7D2DD" w:sz="6"/>
+          <w:insideH w:val="single" w:color="C7D2DD" w:sz="6"/>
+          <w:insideV w:val="single" w:color="C7D2DD" w:sz="6"/>
+        </w:tblBorders>
+      </w:tblPr>
+      <w:tblGrid>
+        <w:gridCol w:w="2800"/>
+        <w:gridCol w:w="3560"/>
+        <w:gridCol w:w="3000"/>
+      </w:tblGrid>
+      <w:tr>
+        <w:trPr>
+          <w:cantSplit/>
+          <w:tblHeader/>
+        </w:trPr>
+        <w:tc>
+          <w:tcPr>
+            <w:tcW w:type="dxa" w:w="2800"/>
+            <w:shd w:fill="EEF4F8" w:color="auto" w:val="clear"/>
+            <w:tcMar>
+              <w:top w:type="dxa" w:w="60"/>
+              <w:left w:type="dxa" w:w="100"/>
+              <w:bottom w:type="dxa" w:w="60"/>
+              <w:right w:type="dxa" w:w="100"/>
+            </w:tcMar>
+          </w:tcPr>
+          <w:p>
+            <w:pPr>
+              <w:spacing w:after="0" w:before="0"/>
+            </w:pPr>
+            <w:r>
+              <w:rPr>
+                <w:b/>
+                <w:bCs/>
+                <w:color w:val="0F2B3C"/>
+                <w:sz w:val="16"/>
+                <w:szCs w:val="16"/>
+              </w:rPr>
+              <w:t xml:space="preserve">CORE PROBLEM / GIVEN REPRESENTATION</w:t>
+            </w:r>
+          </w:p>
+        </w:tc>
+        <w:tc>
+          <w:tcPr>
+            <w:tcW w:type="dxa" w:w="3560"/>
+            <w:shd w:fill="EEF4F8" w:color="auto" w:val="clear"/>
+            <w:tcMar>
+              <w:top w:type="dxa" w:w="60"/>
+              <w:left w:type="dxa" w:w="100"/>
+              <w:bottom w:type="dxa" w:w="60"/>
+              <w:right w:type="dxa" w:w="100"/>
+            </w:tcMar>
+          </w:tcPr>
+          <w:p>
+            <w:pPr>
+              <w:spacing w:after="0" w:before="0"/>
+            </w:pPr>
+            <w:r>
+              <w:rPr>
+                <w:b/>
+                <w:bCs/>
+                <w:color w:val="0F2B3C"/>
+                <w:sz w:val="16"/>
+                <w:szCs w:val="16"/>
+              </w:rPr>
+              <w:t xml:space="preserve">WORKING SPACE / CALCULATION STEPS</w:t>
+            </w:r>
+          </w:p>
+        </w:tc>
+        <w:tc>
+          <w:tcPr>
+            <w:tcW w:type="dxa" w:w="3000"/>
+            <w:shd w:fill="FBF3E2" w:color="auto" w:val="clear"/>
+            <w:tcMar>
+              <w:top w:type="dxa" w:w="60"/>
+              <w:left w:type="dxa" w:w="100"/>
+              <w:bottom w:type="dxa" w:w="60"/>
+              <w:right w:type="dxa" w:w="100"/>
+            </w:tcMar>
+          </w:tcPr>
+          <w:p>
+            <w:pPr>
+              <w:spacing w:after="0" w:before="0"/>
+            </w:pPr>
+            <w:r>
+              <w:rPr>
+                <w:b/>
+                <w:bCs/>
+                <w:color w:val="7A5400"/>
+                <w:sz w:val="16"/>
+                <w:szCs w:val="16"/>
+              </w:rPr>
+              <w:t xml:space="preserve">EXPLAIN YOUR REASONING</w:t>
+            </w:r>
+          </w:p>
+        </w:tc>
+      </w:tr>
+      <w:tr>
+        <w:trPr>
+          <w:cantSplit/>
+        </w:trPr>
+        <w:tc>
+          <w:tcPr>
+            <w:tcW w:type="dxa" w:w="2800"/>
+            <w:tcMar>
+              <w:top w:type="dxa" w:w="80"/>
+              <w:left w:type="dxa" w:w="100"/>
+              <w:bottom w:type="dxa" w:w="80"/>
+              <w:right w:type="dxa" w:w="100"/>
+            </w:tcMar>
+            <w:vAlign w:val="top"/>
+          </w:tcPr>
+          <w:p>
+            <w:pPr>
+              <w:spacing w:after="40" w:before="0"/>
+            </w:pPr>
+            <w:r>
+              <w:rPr>
+                <w:b/>
+                <w:bCs/>
+                <w:color w:val="0F2B3C"/>
+                <w:sz w:val="20"/>
+                <w:szCs w:val="20"/>
+              </w:rPr>
+              <w:t xml:space="preserve">2.  Which is bigger: 1 1/2 or 1?</w:t>
+            </w:r>
+          </w:p>
+          <w:p>
+            <w:pPr>
+              <w:spacing w:after="0" w:before="0"/>
+            </w:pPr>
+            <w:r>
+              <w:rPr>
+                <w:color w:val="5E6E7E"/>
+                <w:sz w:val="18"/>
+                <w:szCs w:val="18"/>
+              </w:rPr>
+              <w:t xml:space="preserve">Choices: 1 1/2   /   1</w:t>
+            </w:r>
+          </w:p>
+        </w:tc>
+        <w:tc>
+          <w:tcPr>
+            <w:tcW w:type="dxa" w:w="3560"/>
+            <w:tcMar>
+              <w:top w:type="dxa" w:w="80"/>
+              <w:left w:type="dxa" w:w="100"/>
+              <w:bottom w:type="dxa" w:w="80"/>
+              <w:right w:type="dxa" w:w="100"/>
+            </w:tcMar>
+            <w:vAlign w:val="top"/>
+          </w:tcPr>
+          <w:p>
+            <w:pPr>
+              <w:spacing w:after="50" w:before="0"/>
+            </w:pPr>
+            <w:r>
+              <w:rPr>
+                <w:color w:val="BBBBBB"/>
+                <w:sz w:val="18"/>
+                <w:szCs w:val="18"/>
+              </w:rPr>
+              <w:t xml:space="preserve">____________________________</w:t>
+            </w:r>
+          </w:p>
+          <w:p>
+            <w:pPr>
+              <w:spacing w:after="50" w:before="0"/>
+            </w:pPr>
+            <w:r>
+              <w:rPr>
+                <w:color w:val="BBBBBB"/>
+                <w:sz w:val="18"/>
+                <w:szCs w:val="18"/>
+              </w:rPr>
+              <w:t xml:space="preserve">____________________________</w:t>
+            </w:r>
+          </w:p>
+          <w:p>
+            <w:pPr>
+              <w:spacing w:after="50" w:before="0"/>
+            </w:pPr>
+            <w:r>
+              <w:rPr>
+                <w:color w:val="BBBBBB"/>
+                <w:sz w:val="18"/>
+                <w:szCs w:val="18"/>
+              </w:rPr>
+              <w:t xml:space="preserve">____________________________</w:t>
+            </w:r>
+          </w:p>
+          <w:p>
+            <w:pPr>
+              <w:spacing w:after="50" w:before="0"/>
+            </w:pPr>
+            <w:r>
+              <w:rPr>
+                <w:color w:val="BBBBBB"/>
+                <w:sz w:val="18"/>
+                <w:szCs w:val="18"/>
+              </w:rPr>
+              <w:t xml:space="preserve">____________________________</w:t>
+            </w:r>
+          </w:p>
+        </w:tc>
+        <w:tc>
+          <w:tcPr>
+            <w:tcW w:type="dxa" w:w="3000"/>
+            <w:shd w:fill="FBF3E2" w:color="auto" w:val="clear"/>
+            <w:tcMar>
+              <w:top w:type="dxa" w:w="80"/>
+              <w:left w:type="dxa" w:w="100"/>
+              <w:bottom w:type="dxa" w:w="80"/>
+              <w:right w:type="dxa" w:w="100"/>
+            </w:tcMar>
+            <w:vAlign w:val="top"/>
+          </w:tcPr>
+          <w:p>
+            <w:pPr>
+              <w:spacing w:after="30" w:before="0"/>
+            </w:pPr>
+            <w:r>
+              <w:rPr>
+                <w:b/>
+                <w:bCs/>
+                <w:color w:val="0F2B3C"/>
+                <w:sz w:val="18"/>
+                <w:szCs w:val="18"/>
+              </w:rPr>
+              <w:t xml:space="preserve">Because... ________________</w:t>
+            </w:r>
+          </w:p>
+          <w:p>
+            <w:pPr>
+              <w:spacing w:after="50" w:before="0"/>
+            </w:pPr>
+            <w:r>
+              <w:rPr>
+                <w:color w:val="BBBBBB"/>
+                <w:sz w:val="18"/>
+                <w:szCs w:val="18"/>
+              </w:rPr>
+              <w:t xml:space="preserve">____________________________</w:t>
+            </w:r>
+          </w:p>
+          <w:p>
+            <w:pPr>
+              <w:spacing w:after="30" w:before="40"/>
+            </w:pPr>
+            <w:r>
+              <w:rPr>
+                <w:b/>
+                <w:bCs/>
+                <w:color w:val="1A6FB5"/>
+                <w:sz w:val="18"/>
+                <w:szCs w:val="18"/>
+              </w:rPr>
+              <w:t xml:space="preserve">Although... _______________</w:t>
+            </w:r>
+          </w:p>
+          <w:p>
+            <w:pPr>
+              <w:spacing w:after="50" w:before="0"/>
+            </w:pPr>
+            <w:r>
+              <w:rPr>
+                <w:color w:val="BBBBBB"/>
+                <w:sz w:val="18"/>
+                <w:szCs w:val="18"/>
+              </w:rPr>
+              <w:t xml:space="preserve">____________________________</w:t>
+            </w:r>
+          </w:p>
+          <w:p>
+            <w:pPr>
+              <w:spacing w:after="30" w:before="40"/>
+            </w:pPr>
+            <w:r>
+              <w:rPr>
+                <w:b/>
+                <w:bCs/>
+                <w:color w:val="7A5400"/>
+                <w:sz w:val="18"/>
+                <w:szCs w:val="18"/>
+              </w:rPr>
+              <w:t xml:space="preserve">Therefore... ______________</w:t>
+            </w:r>
+          </w:p>
+          <w:p>
+            <w:pPr>
+              <w:spacing w:after="50" w:before="0"/>
+            </w:pPr>
+            <w:r>
+              <w:rPr>
+                <w:color w:val="BBBBBB"/>
+                <w:sz w:val="18"/>
+                <w:szCs w:val="18"/>
+              </w:rPr>
+              <w:t xml:space="preserve">____________________________</w:t>
+            </w:r>
+          </w:p>
+        </w:tc>
+      </w:tr>
+    </w:tbl>
+    <w:p>
+      <w:pPr>
+        <w:spacing w:after="60" w:before="0"/>
+      </w:pPr>
+      <w:r>
+        <w:t xml:space="preserve"/>
       </w:r>
     </w:p>
     <w:p>
@@ -459,6 +3692,141 @@
         <w:t xml:space="preserve">____________________________________________________</w:t>
       </w:r>
     </w:p>
+    <w:tbl>
+      <w:tblPr>
+        <w:tblW w:type="dxa" w:w="9360"/>
+        <w:tblBorders>
+          <w:top w:val="single" w:color="C7D2DD" w:sz="6"/>
+          <w:left w:val="single" w:color="C7D2DD" w:sz="6"/>
+          <w:bottom w:val="single" w:color="C7D2DD" w:sz="6"/>
+          <w:right w:val="single" w:color="C7D2DD" w:sz="6"/>
+          <w:insideH w:val="single" w:color="C7D2DD" w:sz="6"/>
+          <w:insideV w:val="single" w:color="C7D2DD" w:sz="6"/>
+        </w:tblBorders>
+      </w:tblPr>
+      <w:tblGrid>
+        <w:gridCol w:w="3120"/>
+        <w:gridCol w:w="3120"/>
+        <w:gridCol w:w="3120"/>
+      </w:tblGrid>
+      <w:tr>
+        <w:trPr>
+          <w:cantSplit/>
+          <w:tblHeader/>
+        </w:trPr>
+        <w:tc>
+          <w:tcPr>
+            <w:tcW w:type="dxa" w:w="9360"/>
+            <w:gridSpan w:val="3"/>
+            <w:shd w:fill="EEF4F8" w:color="auto" w:val="clear"/>
+            <w:tcMar>
+              <w:top w:type="dxa" w:w="60"/>
+              <w:left w:type="dxa" w:w="100"/>
+              <w:bottom w:type="dxa" w:w="60"/>
+              <w:right w:type="dxa" w:w="100"/>
+            </w:tcMar>
+          </w:tcPr>
+          <w:p>
+            <w:pPr>
+              <w:spacing w:after="0" w:before="0"/>
+            </w:pPr>
+            <w:r>
+              <w:rPr>
+                <w:b/>
+                <w:bCs/>
+                <w:color w:val="0F2B3C"/>
+                <w:sz w:val="18"/>
+                <w:szCs w:val="18"/>
+              </w:rPr>
+              <w:t xml:space="preserve">EXIT CHECK · 3-POINT SELF-ASSESSMENT CHECKLIST</w:t>
+            </w:r>
+          </w:p>
+        </w:tc>
+      </w:tr>
+      <w:tr>
+        <w:trPr>
+          <w:cantSplit/>
+        </w:trPr>
+        <w:tc>
+          <w:tcPr>
+            <w:tcW w:type="dxa" w:w="3120"/>
+            <w:tcMar>
+              <w:top w:type="dxa" w:w="80"/>
+              <w:left w:type="dxa" w:w="100"/>
+              <w:bottom w:type="dxa" w:w="80"/>
+              <w:right w:type="dxa" w:w="100"/>
+            </w:tcMar>
+          </w:tcPr>
+          <w:p>
+            <w:pPr>
+              <w:spacing w:after="0" w:before="0"/>
+            </w:pPr>
+            <w:r>
+              <w:rPr>
+                <w:b/>
+                <w:bCs/>
+                <w:color w:val="0F2B3C"/>
+                <w:sz w:val="18"/>
+                <w:szCs w:val="18"/>
+              </w:rPr>
+              <w:t xml:space="preserve">☐ 1. Units &amp; Labels Verified</w:t>
+            </w:r>
+          </w:p>
+        </w:tc>
+        <w:tc>
+          <w:tcPr>
+            <w:tcW w:type="dxa" w:w="3120"/>
+            <w:tcMar>
+              <w:top w:type="dxa" w:w="80"/>
+              <w:left w:type="dxa" w:w="100"/>
+              <w:bottom w:type="dxa" w:w="80"/>
+              <w:right w:type="dxa" w:w="100"/>
+            </w:tcMar>
+          </w:tcPr>
+          <w:p>
+            <w:pPr>
+              <w:spacing w:after="0" w:before="0"/>
+            </w:pPr>
+            <w:r>
+              <w:rPr>
+                <w:b/>
+                <w:bCs/>
+                <w:color w:val="0F2B3C"/>
+                <w:sz w:val="18"/>
+                <w:szCs w:val="18"/>
+              </w:rPr>
+              <w:t xml:space="preserve">☐ 2. Reasoning Stated (Because / Although / Therefore)</w:t>
+            </w:r>
+          </w:p>
+        </w:tc>
+        <w:tc>
+          <w:tcPr>
+            <w:tcW w:type="dxa" w:w="3120"/>
+            <w:tcMar>
+              <w:top w:type="dxa" w:w="80"/>
+              <w:left w:type="dxa" w:w="100"/>
+              <w:bottom w:type="dxa" w:w="80"/>
+              <w:right w:type="dxa" w:w="100"/>
+            </w:tcMar>
+          </w:tcPr>
+          <w:p>
+            <w:pPr>
+              <w:spacing w:after="0" w:before="0"/>
+            </w:pPr>
+            <w:r>
+              <w:rPr>
+                <w:b/>
+                <w:bCs/>
+                <w:color w:val="0F2B3C"/>
+                <w:sz w:val="18"/>
+                <w:szCs w:val="18"/>
+              </w:rPr>
+              <w:t xml:space="preserve">☐ 3. Calculations Double-Checked</w:t>
+            </w:r>
+          </w:p>
+        </w:tc>
+      </w:tr>
+    </w:tbl>
     <w:p>
       <w:pPr>
         <w:spacing w:after="60" w:before="120"/>
